--- a/flow/20230927_hours/triodion-lent/тиждень-2/2-7.docx
+++ b/flow/20230927_hours/triodion-lent/тиждень-2/2-7.docx
@@ -69,59 +69,68 @@
     </w:p>
     <w:p>
       <w:pPr>
-        <w:spacing w:line="240" w:lineRule="auto"/>
-        <w:rPr>
-          <w:rFonts w:ascii="Times New Roman" w:hAnsi="Times New Roman"/>
-          <w:sz w:val="24"/>
-        </w:rPr>
-      </w:pPr>
-      <w:r>
-        <w:rPr>
-          <w:rFonts w:ascii="Times New Roman" w:hAnsi="Times New Roman"/>
-          <w:i/>
-          <w:color w:val="FF0000"/>
-          <w:sz w:val="24"/>
-        </w:rPr>
-        <w:t xml:space="preserve">Вірні: </w:t>
-      </w:r>
-      <w:r>
-        <w:rPr>
-          <w:rFonts w:ascii="Times New Roman" w:hAnsi="Times New Roman"/>
-          <w:sz w:val="24"/>
-        </w:rPr>
-        <w:t>Амінь. Слава тобі, Боже наш, слава тобі.</w:t>
-      </w:r>
-    </w:p>
-    <w:p>
-      <w:pPr>
-        <w:spacing w:line="240" w:lineRule="auto"/>
-        <w:rPr>
-          <w:rFonts w:ascii="Times New Roman" w:hAnsi="Times New Roman"/>
-          <w:sz w:val="24"/>
-        </w:rPr>
-      </w:pPr>
-      <w:r>
-        <w:rPr>
-          <w:rFonts w:ascii="Times New Roman" w:hAnsi="Times New Roman"/>
-          <w:sz w:val="24"/>
-        </w:rPr>
-        <w:t>Царю небесний, утішителю, Душе істини,* що всюди єси і все наповняєш,* скарбе дібр і життя подателю,* прийди і вселися в нас,* і очисти нас від усякої скверни,* і спаси, Благий, душі наші.</w:t>
-      </w:r>
-    </w:p>
-    <w:p>
-      <w:pPr>
-        <w:spacing w:line="240" w:lineRule="auto"/>
-        <w:rPr>
-          <w:rFonts w:ascii="Times New Roman" w:hAnsi="Times New Roman"/>
-          <w:sz w:val="24"/>
-        </w:rPr>
-      </w:pPr>
-      <w:r>
-        <w:rPr>
-          <w:rFonts w:ascii="Times New Roman" w:hAnsi="Times New Roman"/>
-          <w:sz w:val="24"/>
-        </w:rPr>
-        <w:t xml:space="preserve">Святий Боже, святий Кріпкий, святий Безсмертний, помилуй нас </w:t>
+        <w:spacing w:after="120"/>
+      </w:pPr>
+      <w:r>
+        <w:rPr>
+          <w:rFonts w:ascii="Times New Roman" w:hAnsi="Times New Roman"/>
+          <w:i/>
+          <w:color w:val="FF0000"/>
+          <w:sz w:val="24"/>
+        </w:rPr>
+        <w:t>Вірні:</w:t>
+      </w:r>
+      <w:r>
+        <w:rPr>
+          <w:rFonts w:ascii="Times New Roman" w:hAnsi="Times New Roman"/>
+          <w:color w:val="FF0000"/>
+          <w:sz w:val="24"/>
+        </w:rPr>
+        <w:t xml:space="preserve"> </w:t>
+      </w:r>
+      <w:r>
+        <w:rPr>
+          <w:rFonts w:ascii="Times New Roman" w:hAnsi="Times New Roman"/>
+          <w:sz w:val="24"/>
+        </w:rPr>
+        <w:t>Амі́нь.</w:t>
+      </w:r>
+    </w:p>
+    <w:p>
+      <w:pPr>
+        <w:spacing w:after="120"/>
+      </w:pPr>
+      <w:r>
+        <w:rPr>
+          <w:rFonts w:ascii="Times New Roman" w:hAnsi="Times New Roman"/>
+          <w:sz w:val="24"/>
+        </w:rPr>
+        <w:t>Сла́ва Тобі́, Бо́же наш, сла́ва Тобі́.</w:t>
+      </w:r>
+    </w:p>
+    <w:p>
+      <w:pPr>
+        <w:spacing w:after="120"/>
+      </w:pPr>
+      <w:r>
+        <w:rPr>
+          <w:rFonts w:ascii="Times New Roman" w:hAnsi="Times New Roman"/>
+          <w:sz w:val="24"/>
+        </w:rPr>
+        <w:t>Ца́рю небе́сний, утіши́телю, Ду́ше íстини,* що всю́ди єси́ і все наповня́єш,* скарбни́це благ і життя́ пода́телю,* прийди́, і всели́ся в нас,* і очи́сти нас від уся́кої скве́рни,* і спаси́, благи́й, ду́ші на́ші.</w:t>
+      </w:r>
+    </w:p>
+    <w:p>
+      <w:pPr>
+        <w:spacing w:after="120"/>
+        <w:jc w:val="both"/>
+      </w:pPr>
+      <w:r>
+        <w:rPr>
+          <w:rFonts w:ascii="Times New Roman" w:hAnsi="Times New Roman"/>
+          <w:sz w:val="24"/>
+        </w:rPr>
+        <w:t xml:space="preserve">Святий Боже, святий Кріпкий, святий Безсмертний, помилуй нас. </w:t>
       </w:r>
       <w:r>
         <w:rPr>
@@ -132,28 +141,225 @@
         </w:rPr>
         <w:t>(3 р.)</w:t>
       </w:r>
-      <w:r>
-        <w:rPr>
-          <w:rFonts w:ascii="Times New Roman" w:hAnsi="Times New Roman"/>
+    </w:p>
+    <w:p>
+      <w:pPr>
+        <w:spacing w:line="240" w:lineRule="auto"/>
+        <w:rPr>
+          <w:rFonts w:ascii="Times New Roman" w:hAnsi="Times New Roman"/>
+          <w:sz w:val="24"/>
+        </w:rPr>
+      </w:pPr>
+      <w:r>
+        <w:rPr>
+          <w:rFonts w:ascii="Times New Roman" w:hAnsi="Times New Roman"/>
+          <w:sz w:val="24"/>
+        </w:rPr>
+        <w:t xml:space="preserve">Слава Отцю, і Сину, і Святому Духові,* і нині, і повсякчас, і на віки </w:t>
+      </w:r>
+      <w:r>
+        <w:rPr>
+          <w:rFonts w:ascii="Times New Roman" w:hAnsi="Times New Roman"/>
+          <w:sz w:val="24"/>
+        </w:rPr>
+        <w:t>віків.</w:t>
+      </w:r>
+      <w:r>
+        <w:rPr>
+          <w:rFonts w:ascii="Times New Roman" w:hAnsi="Times New Roman"/>
+          <w:sz w:val="24"/>
+        </w:rPr>
+        <w:t xml:space="preserve"> Амінь.</w:t>
+      </w:r>
+    </w:p>
+    <w:p>
+      <w:pPr>
+        <w:spacing w:line="240" w:lineRule="auto"/>
+        <w:rPr>
+          <w:rFonts w:ascii="Times New Roman" w:hAnsi="Times New Roman"/>
+          <w:sz w:val="24"/>
+        </w:rPr>
+      </w:pPr>
+      <w:r>
+        <w:rPr>
+          <w:rFonts w:ascii="Times New Roman" w:hAnsi="Times New Roman"/>
+          <w:sz w:val="24"/>
+        </w:rPr>
+        <w:t>Пресвята Тройце, помилуй нас;* Господи, очисти гріхи наші;* Владико, прости беззаконня наші;* Святий, завітай і зціли немочі наші імени твого ради.</w:t>
+      </w:r>
+    </w:p>
+    <w:p>
+      <w:pPr>
+        <w:spacing w:after="120"/>
+        <w:jc w:val="both"/>
+      </w:pPr>
+      <w:r>
+        <w:rPr>
+          <w:rFonts w:ascii="Times New Roman" w:hAnsi="Times New Roman"/>
+          <w:sz w:val="24"/>
+        </w:rPr>
+        <w:t xml:space="preserve">Господи, помилуй. </w:t>
+      </w:r>
+      <w:r>
+        <w:rPr>
+          <w:rFonts w:ascii="Times New Roman" w:hAnsi="Times New Roman"/>
+          <w:i/>
+          <w:color w:val="FF0000"/>
+          <w:sz w:val="24"/>
+        </w:rPr>
+        <w:t>(3 р.)</w:t>
+      </w:r>
+    </w:p>
+    <w:p>
+      <w:pPr>
+        <w:spacing w:line="240" w:lineRule="auto"/>
+        <w:rPr>
+          <w:rFonts w:ascii="Times New Roman" w:hAnsi="Times New Roman"/>
+          <w:sz w:val="24"/>
+        </w:rPr>
+      </w:pPr>
+      <w:r>
+        <w:rPr>
+          <w:rFonts w:ascii="Times New Roman" w:hAnsi="Times New Roman"/>
+          <w:sz w:val="24"/>
+        </w:rPr>
+        <w:t xml:space="preserve">Слава Отцю, і Сину, і Святому Духові* і нині, і повсякчас, і на віки </w:t>
+      </w:r>
+      <w:r>
+        <w:rPr>
+          <w:rFonts w:ascii="Times New Roman" w:hAnsi="Times New Roman"/>
+          <w:sz w:val="24"/>
+        </w:rPr>
+        <w:t>віків.</w:t>
+      </w:r>
+      <w:r>
+        <w:rPr>
+          <w:rFonts w:ascii="Times New Roman" w:hAnsi="Times New Roman"/>
+          <w:sz w:val="24"/>
+        </w:rPr>
+        <w:t xml:space="preserve"> Амінь.</w:t>
+      </w:r>
+    </w:p>
+    <w:p>
+      <w:pPr>
+        <w:spacing w:line="240" w:lineRule="auto"/>
+        <w:rPr>
+          <w:rFonts w:ascii="Times New Roman" w:hAnsi="Times New Roman"/>
+          <w:sz w:val="24"/>
+        </w:rPr>
+      </w:pPr>
+      <w:r>
+        <w:rPr>
+          <w:rFonts w:ascii="Times New Roman" w:hAnsi="Times New Roman"/>
+          <w:sz w:val="24"/>
+        </w:rPr>
+        <w:t>Отче наш, що єси на небесах,* нехай святиться ім’я твоє,* нехай прийде царство твоє,* нехай буде воля твоя, як на небі, так і на землі.* Хліб наш насущний дай нам сьогодні,* і прости нам провини наші,* як і ми прощаємо винуватцям нашим,* і не введи нас у спокусу,* але визволи нас від лукавого.</w:t>
+      </w:r>
+    </w:p>
+    <w:p>
+      <w:pPr>
+        <w:spacing w:after="120"/>
+        <w:jc w:val="both"/>
+      </w:pPr>
+      <w:r>
+        <w:rPr>
+          <w:rFonts w:ascii="Times New Roman" w:hAnsi="Times New Roman"/>
+          <w:i/>
+          <w:color w:val="FF0000"/>
+          <w:sz w:val="24"/>
+        </w:rPr>
+        <w:t>Священник:</w:t>
+      </w:r>
+      <w:r>
+        <w:rPr>
+          <w:rFonts w:ascii="Times New Roman" w:hAnsi="Times New Roman"/>
+          <w:sz w:val="24"/>
+        </w:rPr>
+        <w:t xml:space="preserve"> Бо Твоє є царство, і сила, і слава, Отця, і Сина, і Святого Духа, нині, і повсякчас, і на віки віків.</w:t>
+      </w:r>
+    </w:p>
+    <w:p>
+      <w:pPr>
+        <w:spacing w:after="120"/>
+        <w:jc w:val="both"/>
+      </w:pPr>
+      <w:r>
+        <w:rPr>
+          <w:rFonts w:ascii="Times New Roman" w:hAnsi="Times New Roman"/>
+          <w:i/>
+          <w:color w:val="FF0000"/>
+          <w:sz w:val="24"/>
+        </w:rPr>
+        <w:t>Вірні:</w:t>
+      </w:r>
+      <w:r>
+        <w:rPr>
+          <w:rFonts w:ascii="Times New Roman" w:hAnsi="Times New Roman"/>
+          <w:color w:val="FF0000"/>
+          <w:sz w:val="24"/>
+        </w:rPr>
+        <w:t xml:space="preserve"> </w:t>
+      </w:r>
+      <w:r>
+        <w:rPr>
+          <w:rFonts w:ascii="Times New Roman" w:hAnsi="Times New Roman"/>
+          <w:sz w:val="24"/>
+        </w:rPr>
+        <w:t>Амінь. Господи, помилуй</w:t>
+      </w:r>
+      <w:r>
+        <w:rPr>
+          <w:rFonts w:ascii="Times New Roman" w:hAnsi="Times New Roman"/>
+          <w:i/>
           <w:sz w:val="24"/>
         </w:rPr>
         <w:t>.</w:t>
       </w:r>
-    </w:p>
-    <w:p>
-      <w:pPr>
-        <w:spacing w:line="240" w:lineRule="auto"/>
-        <w:rPr>
-          <w:rFonts w:ascii="Times New Roman" w:hAnsi="Times New Roman"/>
-          <w:sz w:val="24"/>
-        </w:rPr>
-      </w:pPr>
-      <w:r>
-        <w:rPr>
-          <w:rFonts w:ascii="Times New Roman" w:hAnsi="Times New Roman"/>
-          <w:sz w:val="24"/>
-        </w:rPr>
-        <w:t xml:space="preserve">Слава Отцю, і Сину, і Святому Духові,* і нині, і повсякчас, і на віки </w:t>
+      <w:r>
+        <w:rPr>
+          <w:rFonts w:ascii="Times New Roman" w:hAnsi="Times New Roman"/>
+          <w:sz w:val="24"/>
+        </w:rPr>
+        <w:t xml:space="preserve"> </w:t>
+      </w:r>
+      <w:r>
+        <w:rPr>
+          <w:rFonts w:ascii="Times New Roman" w:hAnsi="Times New Roman"/>
+          <w:i/>
+          <w:color w:val="FF0000"/>
+          <w:sz w:val="24"/>
+        </w:rPr>
+        <w:t>(12 р.)</w:t>
+      </w:r>
+    </w:p>
+    <w:p>
+      <w:pPr>
+        <w:spacing w:line="240" w:lineRule="auto"/>
+        <w:rPr>
+          <w:rFonts w:ascii="Times New Roman" w:hAnsi="Times New Roman"/>
+          <w:sz w:val="24"/>
+        </w:rPr>
+      </w:pPr>
+      <w:r>
+        <w:rPr>
+          <w:rFonts w:ascii="Times New Roman" w:hAnsi="Times New Roman"/>
+          <w:sz w:val="24"/>
+        </w:rPr>
+        <w:t>Слава Отцю, і Сину, і Святому Духові,</w:t>
+      </w:r>
+      <w:r>
+        <w:rPr>
+          <w:rFonts w:ascii="Times New Roman" w:hAnsi="Times New Roman"/>
+          <w:sz w:val="24"/>
+        </w:rPr>
+        <w:t>*</w:t>
+      </w:r>
+      <w:r>
+        <w:rPr>
+          <w:rFonts w:ascii="Times New Roman" w:hAnsi="Times New Roman"/>
+          <w:sz w:val="24"/>
+        </w:rPr>
+        <w:t xml:space="preserve"> і нині, і повсякчас, і на віки </w:t>
       </w:r>
       <w:r>
         <w:rPr>
@@ -172,269 +378,41 @@
     </w:p>
     <w:p>
       <w:pPr>
-        <w:spacing w:line="240" w:lineRule="auto"/>
-        <w:rPr>
-          <w:rFonts w:ascii="Times New Roman" w:hAnsi="Times New Roman"/>
-          <w:sz w:val="24"/>
-        </w:rPr>
-      </w:pPr>
-      <w:r>
-        <w:rPr>
-          <w:rFonts w:ascii="Times New Roman" w:hAnsi="Times New Roman"/>
-          <w:sz w:val="24"/>
-        </w:rPr>
-        <w:t>Пресвята Тройце, помилуй нас;* Господи, очисти гріхи наші;* Владико, прости беззаконня наші;* Святий, завітай і зціли немочі наші імени твого ради.</w:t>
-      </w:r>
-    </w:p>
-    <w:p>
-      <w:pPr>
-        <w:spacing w:line="240" w:lineRule="auto"/>
-        <w:rPr>
-          <w:rFonts w:ascii="Times New Roman" w:hAnsi="Times New Roman"/>
-          <w:sz w:val="24"/>
-        </w:rPr>
-      </w:pPr>
-      <w:r>
-        <w:rPr>
-          <w:rFonts w:ascii="Times New Roman" w:hAnsi="Times New Roman"/>
-          <w:sz w:val="24"/>
-        </w:rPr>
-        <w:t xml:space="preserve">Господи, помилуй </w:t>
-      </w:r>
-      <w:r>
-        <w:rPr>
-          <w:rFonts w:ascii="Times New Roman" w:hAnsi="Times New Roman"/>
-          <w:i/>
-          <w:color w:val="FF0000"/>
-          <w:sz w:val="24"/>
-        </w:rPr>
-        <w:t>(3 р.)</w:t>
-      </w:r>
-      <w:r>
-        <w:rPr>
-          <w:rFonts w:ascii="Times New Roman" w:hAnsi="Times New Roman"/>
-          <w:sz w:val="24"/>
-        </w:rPr>
-        <w:t>.</w:t>
-      </w:r>
-    </w:p>
-    <w:p>
-      <w:pPr>
-        <w:spacing w:line="240" w:lineRule="auto"/>
-        <w:rPr>
-          <w:rFonts w:ascii="Times New Roman" w:hAnsi="Times New Roman"/>
-          <w:sz w:val="24"/>
-        </w:rPr>
-      </w:pPr>
-      <w:r>
-        <w:rPr>
-          <w:rFonts w:ascii="Times New Roman" w:hAnsi="Times New Roman"/>
-          <w:sz w:val="24"/>
-        </w:rPr>
-        <w:t xml:space="preserve">Слава Отцю, і Сину, і Святому Духові* і нині, і повсякчас, і на віки </w:t>
-      </w:r>
-      <w:r>
-        <w:rPr>
-          <w:rFonts w:ascii="Times New Roman" w:hAnsi="Times New Roman"/>
-          <w:sz w:val="24"/>
-        </w:rPr>
-        <w:t>віків.</w:t>
-      </w:r>
-      <w:r>
-        <w:rPr>
-          <w:rFonts w:ascii="Times New Roman" w:hAnsi="Times New Roman"/>
-          <w:sz w:val="24"/>
-        </w:rPr>
-        <w:t xml:space="preserve"> Амінь.</w:t>
-      </w:r>
-    </w:p>
-    <w:p>
-      <w:pPr>
-        <w:spacing w:line="240" w:lineRule="auto"/>
-        <w:rPr>
-          <w:rFonts w:ascii="Times New Roman" w:hAnsi="Times New Roman"/>
-          <w:sz w:val="24"/>
-        </w:rPr>
-      </w:pPr>
-      <w:r>
-        <w:rPr>
-          <w:rFonts w:ascii="Times New Roman" w:hAnsi="Times New Roman"/>
-          <w:sz w:val="24"/>
-        </w:rPr>
-        <w:t>Отче наш, що єси на небесах,* нехай святиться ім’я твоє,* нехай прийде царство твоє,* нехай буде воля твоя, як на небі, так і на землі.* Хліб наш насущний дай нам сьогодні,* і прости нам провини наші,* як і ми прощаємо винуватцям нашим,* і не введи нас у спокусу,* але визволи нас від лукавого.</w:t>
-      </w:r>
-    </w:p>
-    <w:p>
-      <w:pPr>
-        <w:spacing w:line="240" w:lineRule="auto"/>
-        <w:rPr>
-          <w:rFonts w:ascii="Times New Roman" w:hAnsi="Times New Roman"/>
-          <w:sz w:val="24"/>
-        </w:rPr>
-      </w:pPr>
-      <w:r>
-        <w:rPr>
-          <w:rFonts w:ascii="Times New Roman" w:hAnsi="Times New Roman"/>
-          <w:i/>
-          <w:color w:val="FF0000"/>
-          <w:sz w:val="24"/>
-        </w:rPr>
-        <w:t>Священик</w:t>
-      </w:r>
-      <w:r>
-        <w:rPr>
-          <w:rFonts w:ascii="Times New Roman" w:hAnsi="Times New Roman"/>
-          <w:color w:val="FF0000"/>
-          <w:sz w:val="24"/>
-        </w:rPr>
-        <w:t xml:space="preserve">: </w:t>
-      </w:r>
-      <w:r>
-        <w:rPr>
-          <w:rFonts w:ascii="Times New Roman" w:hAnsi="Times New Roman"/>
-          <w:sz w:val="24"/>
-        </w:rPr>
-        <w:t xml:space="preserve">Бо твоє є царство, і сила, і слава, Отця, і Сина, і Святого Духа, нині і повсякчас, і на віки </w:t>
-      </w:r>
-      <w:r>
-        <w:rPr>
-          <w:rFonts w:ascii="Times New Roman" w:hAnsi="Times New Roman"/>
-          <w:sz w:val="24"/>
-        </w:rPr>
-        <w:t>віків.</w:t>
-      </w:r>
-    </w:p>
-    <w:p>
-      <w:pPr>
-        <w:spacing w:line="240" w:lineRule="auto"/>
-        <w:rPr>
-          <w:rFonts w:ascii="Times New Roman" w:hAnsi="Times New Roman"/>
-          <w:sz w:val="24"/>
-        </w:rPr>
-      </w:pPr>
-      <w:r>
-        <w:rPr>
-          <w:rFonts w:ascii="Times New Roman" w:hAnsi="Times New Roman"/>
-          <w:i/>
-          <w:color w:val="FF0000"/>
-          <w:sz w:val="24"/>
-        </w:rPr>
-        <w:t xml:space="preserve">Вірні: </w:t>
-      </w:r>
-      <w:r>
-        <w:rPr>
-          <w:rFonts w:ascii="Times New Roman" w:hAnsi="Times New Roman"/>
-          <w:sz w:val="24"/>
-        </w:rPr>
-        <w:t xml:space="preserve">Амінь. Господи, помилуй </w:t>
-      </w:r>
-      <w:r>
-        <w:rPr>
-          <w:rFonts w:ascii="Times New Roman" w:hAnsi="Times New Roman"/>
-          <w:i/>
-          <w:color w:val="FF0000"/>
-          <w:sz w:val="24"/>
-        </w:rPr>
-        <w:t>(12 р.)</w:t>
-      </w:r>
-      <w:r>
-        <w:rPr>
-          <w:rFonts w:ascii="Times New Roman" w:hAnsi="Times New Roman"/>
-          <w:sz w:val="24"/>
-        </w:rPr>
-        <w:t>.</w:t>
-      </w:r>
-    </w:p>
-    <w:p>
-      <w:pPr>
-        <w:spacing w:line="240" w:lineRule="auto"/>
-        <w:rPr>
-          <w:rFonts w:ascii="Times New Roman" w:hAnsi="Times New Roman"/>
-          <w:sz w:val="24"/>
-        </w:rPr>
-      </w:pPr>
-      <w:r>
-        <w:rPr>
-          <w:rFonts w:ascii="Times New Roman" w:hAnsi="Times New Roman"/>
-          <w:sz w:val="24"/>
-        </w:rPr>
-        <w:t>Слава Отцю, і Сину, і Святому Духові,</w:t>
-      </w:r>
-      <w:r>
-        <w:rPr>
-          <w:rFonts w:ascii="Times New Roman" w:hAnsi="Times New Roman"/>
-          <w:sz w:val="24"/>
-        </w:rPr>
-        <w:t>*</w:t>
-      </w:r>
-      <w:r>
-        <w:rPr>
-          <w:rFonts w:ascii="Times New Roman" w:hAnsi="Times New Roman"/>
-          <w:sz w:val="24"/>
-        </w:rPr>
-        <w:t xml:space="preserve"> і нині, і повсякчас, і на віки </w:t>
-      </w:r>
-      <w:r>
-        <w:rPr>
-          <w:rFonts w:ascii="Times New Roman" w:hAnsi="Times New Roman"/>
-          <w:sz w:val="24"/>
-        </w:rPr>
-        <w:t>віків.</w:t>
-      </w:r>
-      <w:r>
-        <w:rPr>
-          <w:rFonts w:ascii="Times New Roman" w:hAnsi="Times New Roman"/>
-          <w:sz w:val="24"/>
-        </w:rPr>
-        <w:t xml:space="preserve"> Амінь.</w:t>
-      </w:r>
-    </w:p>
-    <w:p>
-      <w:pPr>
-        <w:spacing w:line="240" w:lineRule="auto"/>
-        <w:rPr>
-          <w:rFonts w:ascii="Times New Roman" w:hAnsi="Times New Roman"/>
-          <w:sz w:val="24"/>
-        </w:rPr>
-      </w:pPr>
-      <w:r>
-        <w:rPr>
-          <w:rFonts w:ascii="Times New Roman" w:hAnsi="Times New Roman"/>
-          <w:sz w:val="24"/>
-        </w:rPr>
-        <w:t>Прийдіте, поклонімся* Цареві нашому Богу.</w:t>
-      </w:r>
-    </w:p>
-    <w:p>
-      <w:pPr>
-        <w:spacing w:line="240" w:lineRule="auto"/>
-        <w:rPr>
-          <w:rFonts w:ascii="Times New Roman" w:hAnsi="Times New Roman"/>
-          <w:sz w:val="24"/>
-        </w:rPr>
-      </w:pPr>
-      <w:r>
-        <w:rPr>
-          <w:rFonts w:ascii="Times New Roman" w:hAnsi="Times New Roman"/>
-          <w:sz w:val="24"/>
-        </w:rPr>
-        <w:t>Прийдіте, поклонімся* Христові, Цареві нашому Богу.</w:t>
-      </w:r>
-    </w:p>
-    <w:p>
-      <w:pPr>
-        <w:spacing w:line="240" w:lineRule="auto"/>
-        <w:rPr>
-          <w:rFonts w:ascii="Times New Roman" w:hAnsi="Times New Roman"/>
-          <w:sz w:val="24"/>
-        </w:rPr>
-      </w:pPr>
-      <w:r>
-        <w:rPr>
-          <w:rFonts w:ascii="Times New Roman" w:hAnsi="Times New Roman"/>
-          <w:sz w:val="24"/>
-        </w:rPr>
-        <w:t>Прийдіте, поклонімся і припадім* до самого Господа Ісуса Христа, Царя і Бога нашого.</w:t>
+        <w:spacing w:after="120"/>
+        <w:jc w:val="both"/>
+      </w:pPr>
+      <w:r>
+        <w:rPr>
+          <w:rFonts w:ascii="Times New Roman" w:hAnsi="Times New Roman"/>
+          <w:sz w:val="24"/>
+        </w:rPr>
+        <w:t>Прийді́те, поклоні́мся* царе́ві на́шому – Бо́гу.</w:t>
+      </w:r>
+    </w:p>
+    <w:p>
+      <w:pPr>
+        <w:spacing w:after="120"/>
+        <w:jc w:val="both"/>
+      </w:pPr>
+      <w:r>
+        <w:rPr>
+          <w:rFonts w:ascii="Times New Roman" w:hAnsi="Times New Roman"/>
+          <w:sz w:val="24"/>
+        </w:rPr>
+        <w:t>Прийді́те, поклоні́мся* Христо́ві, царе́ві на́шому – Бо́гу.</w:t>
+      </w:r>
+    </w:p>
+    <w:p>
+      <w:pPr>
+        <w:spacing w:after="120"/>
+        <w:jc w:val="both"/>
+      </w:pPr>
+      <w:r>
+        <w:rPr>
+          <w:rFonts w:ascii="Times New Roman" w:hAnsi="Times New Roman"/>
+          <w:sz w:val="24"/>
+        </w:rPr>
+        <w:t>Прийді́те, поклоні́мся і припаді́м* до само́го Го́спода Ісу́са Христа́ – царя́ і Бо́га на́шого.</w:t>
       </w:r>
     </w:p>
     <w:p>
@@ -1206,18 +1184,15 @@
     </w:p>
     <w:p>
       <w:pPr>
-        <w:spacing w:line="240" w:lineRule="auto"/>
-        <w:rPr>
-          <w:rFonts w:ascii="Times New Roman" w:hAnsi="Times New Roman"/>
-          <w:sz w:val="24"/>
-        </w:rPr>
-      </w:pPr>
-      <w:r>
-        <w:rPr>
-          <w:rFonts w:ascii="Times New Roman" w:hAnsi="Times New Roman"/>
-          <w:sz w:val="24"/>
-        </w:rPr>
-        <w:t xml:space="preserve">Господи, помилуй </w:t>
+        <w:spacing w:after="120"/>
+        <w:jc w:val="both"/>
+      </w:pPr>
+      <w:r>
+        <w:rPr>
+          <w:rFonts w:ascii="Times New Roman" w:hAnsi="Times New Roman"/>
+          <w:sz w:val="24"/>
+        </w:rPr>
+        <w:t xml:space="preserve">Господи, помилуй. </w:t>
       </w:r>
       <w:r>
         <w:rPr>
@@ -1228,13 +1203,6 @@
         </w:rPr>
         <w:t>(3 р.)</w:t>
       </w:r>
-      <w:r>
-        <w:rPr>
-          <w:rFonts w:ascii="Times New Roman" w:hAnsi="Times New Roman"/>
-          <w:sz w:val="24"/>
-        </w:rPr>
-        <w:t>.</w:t>
-      </w:r>
     </w:p>
     <w:p>
       <w:pPr>
@@ -1415,18 +1383,14 @@
     </w:p>
     <w:p>
       <w:pPr>
-        <w:spacing w:line="240" w:lineRule="auto"/>
-        <w:rPr>
-          <w:rFonts w:ascii="Times New Roman" w:hAnsi="Times New Roman"/>
-          <w:sz w:val="24"/>
-        </w:rPr>
-      </w:pPr>
-      <w:r>
-        <w:rPr>
-          <w:rFonts w:ascii="Times New Roman" w:hAnsi="Times New Roman"/>
-          <w:sz w:val="24"/>
-        </w:rPr>
-        <w:t xml:space="preserve">Святий Боже, святий Кріпкий, святий Безсмертний, помилуй нас </w:t>
+        <w:spacing w:after="120"/>
+      </w:pPr>
+      <w:r>
+        <w:rPr>
+          <w:rFonts w:ascii="Times New Roman" w:hAnsi="Times New Roman"/>
+          <w:sz w:val="24"/>
+        </w:rPr>
+        <w:t xml:space="preserve">Святи́й Бо́же, святи́й Крі́пкий, святи́й Безсме́ртний, поми́луй нас. </w:t>
       </w:r>
       <w:r>
         <w:rPr>
@@ -1437,74 +1401,41 @@
         </w:rPr>
         <w:t>(3 р.)</w:t>
       </w:r>
-      <w:r>
-        <w:rPr>
-          <w:rFonts w:ascii="Times New Roman" w:hAnsi="Times New Roman"/>
-          <w:sz w:val="24"/>
-        </w:rPr>
-        <w:t>.</w:t>
-      </w:r>
-    </w:p>
-    <w:p>
-      <w:pPr>
-        <w:spacing w:line="240" w:lineRule="auto"/>
-        <w:rPr>
-          <w:rFonts w:ascii="Times New Roman" w:hAnsi="Times New Roman"/>
-          <w:sz w:val="24"/>
-        </w:rPr>
-      </w:pPr>
-      <w:r>
-        <w:rPr>
-          <w:rFonts w:ascii="Times New Roman" w:hAnsi="Times New Roman"/>
-          <w:sz w:val="24"/>
-        </w:rPr>
-        <w:t xml:space="preserve">Слава Отцю, і Сину, і Святому Духові,* і нині і повсякчас, і на віки </w:t>
-      </w:r>
-      <w:r>
-        <w:rPr>
-          <w:rFonts w:ascii="Times New Roman" w:hAnsi="Times New Roman"/>
-          <w:sz w:val="24"/>
-        </w:rPr>
-        <w:t>віків.</w:t>
-      </w:r>
-      <w:r>
-        <w:rPr>
-          <w:rFonts w:ascii="Times New Roman" w:hAnsi="Times New Roman"/>
-          <w:sz w:val="24"/>
-        </w:rPr>
-        <w:t xml:space="preserve"> Амінь.</w:t>
-      </w:r>
-    </w:p>
-    <w:p>
-      <w:pPr>
-        <w:spacing w:line="240" w:lineRule="auto"/>
-        <w:rPr>
-          <w:rFonts w:ascii="Times New Roman" w:hAnsi="Times New Roman"/>
-          <w:sz w:val="24"/>
-        </w:rPr>
-      </w:pPr>
-      <w:r>
-        <w:rPr>
-          <w:rFonts w:ascii="Times New Roman" w:hAnsi="Times New Roman"/>
-          <w:sz w:val="24"/>
-        </w:rPr>
-        <w:t>Пресвята Тройце, помилуй нас;* Господи, очисти гріхи наші;* Владико, прости беззаконня наші;* Святий, завітай і зціли немочі наші імени твого ради.</w:t>
-      </w:r>
-    </w:p>
-    <w:p>
-      <w:pPr>
-        <w:spacing w:line="240" w:lineRule="auto"/>
-        <w:rPr>
-          <w:rFonts w:ascii="Times New Roman" w:hAnsi="Times New Roman"/>
-          <w:sz w:val="24"/>
-        </w:rPr>
-      </w:pPr>
-      <w:r>
-        <w:rPr>
-          <w:rFonts w:ascii="Times New Roman" w:hAnsi="Times New Roman"/>
-          <w:sz w:val="24"/>
-        </w:rPr>
-        <w:t xml:space="preserve">Господи, помилуй </w:t>
+    </w:p>
+    <w:p>
+      <w:pPr>
+        <w:spacing w:after="120"/>
+      </w:pPr>
+      <w:r>
+        <w:rPr>
+          <w:rFonts w:ascii="Times New Roman" w:hAnsi="Times New Roman"/>
+          <w:sz w:val="24"/>
+        </w:rPr>
+        <w:t>Сла́ва Отцю́, і Си́ну, і Свято́му Ду́хові,* і ни́ні, і повсякча́с, і на ві́ки вікі́в. Амі́нь.</w:t>
+      </w:r>
+    </w:p>
+    <w:p>
+      <w:pPr>
+        <w:spacing w:after="120"/>
+      </w:pPr>
+      <w:r>
+        <w:rPr>
+          <w:rFonts w:ascii="Times New Roman" w:hAnsi="Times New Roman"/>
+          <w:sz w:val="24"/>
+        </w:rPr>
+        <w:t>Пресвята́ Тро́йце, поми́луй нас; Го́споди, очи́сти гріхи́ на́ші; Влади́ко, прости́ беззако́ння на́ші; Святи́й, завіта́й і зціли́ не́мочі на́ші, І́мени Твого́ ра́ди.</w:t>
+      </w:r>
+    </w:p>
+    <w:p>
+      <w:pPr>
+        <w:spacing w:after="120"/>
+      </w:pPr>
+      <w:r>
+        <w:rPr>
+          <w:rFonts w:ascii="Times New Roman" w:hAnsi="Times New Roman"/>
+          <w:sz w:val="24"/>
+        </w:rPr>
+        <w:t xml:space="preserve">Го́споди, поми́луй. </w:t>
       </w:r>
       <w:r>
         <w:rPr>
@@ -1515,90 +1446,52 @@
         </w:rPr>
         <w:t>(3 р.)</w:t>
       </w:r>
-      <w:r>
-        <w:rPr>
-          <w:rFonts w:ascii="Times New Roman" w:hAnsi="Times New Roman"/>
-          <w:sz w:val="24"/>
-        </w:rPr>
-        <w:t>.</w:t>
-      </w:r>
-    </w:p>
-    <w:p>
-      <w:pPr>
-        <w:spacing w:line="240" w:lineRule="auto"/>
-        <w:rPr>
-          <w:rFonts w:ascii="Times New Roman" w:hAnsi="Times New Roman"/>
-          <w:sz w:val="24"/>
-        </w:rPr>
-      </w:pPr>
-      <w:r>
-        <w:rPr>
-          <w:rFonts w:ascii="Times New Roman" w:hAnsi="Times New Roman"/>
-          <w:sz w:val="24"/>
-        </w:rPr>
-        <w:t xml:space="preserve">Слава Отцю, і Сину, і Святому Духові,* і нині і повсякчас, і на віки </w:t>
-      </w:r>
-      <w:r>
-        <w:rPr>
-          <w:rFonts w:ascii="Times New Roman" w:hAnsi="Times New Roman"/>
-          <w:sz w:val="24"/>
-        </w:rPr>
-        <w:t>віків.</w:t>
-      </w:r>
-      <w:r>
-        <w:rPr>
-          <w:rFonts w:ascii="Times New Roman" w:hAnsi="Times New Roman"/>
-          <w:sz w:val="24"/>
-        </w:rPr>
-        <w:t xml:space="preserve"> Амінь.</w:t>
-      </w:r>
-    </w:p>
-    <w:p>
-      <w:pPr>
-        <w:spacing w:line="240" w:lineRule="auto"/>
-        <w:rPr>
-          <w:rFonts w:ascii="Times New Roman" w:hAnsi="Times New Roman"/>
-          <w:sz w:val="24"/>
-        </w:rPr>
-      </w:pPr>
-      <w:r>
-        <w:rPr>
-          <w:rFonts w:ascii="Times New Roman" w:hAnsi="Times New Roman"/>
-          <w:sz w:val="24"/>
-        </w:rPr>
-        <w:t>Отче наш, що єси на небесах,* нехай святиться ім’я твоє,* нехай прийде царство твоє,* нехай буде воля твоя, як на небі, так і на землі.* Хліб наш насущний дай нам сьогодні,* і прости нам провини наші,* як і ми прощаємо винуватцям нашим,* і не введи нас у спокусу,* але визволи нас від лукавого.</w:t>
-      </w:r>
-    </w:p>
-    <w:p>
-      <w:pPr>
-        <w:spacing w:line="240" w:lineRule="auto"/>
-        <w:rPr>
-          <w:rFonts w:ascii="Times New Roman" w:hAnsi="Times New Roman"/>
-          <w:sz w:val="24"/>
-        </w:rPr>
-      </w:pPr>
-      <w:r>
-        <w:rPr>
-          <w:rFonts w:ascii="Times New Roman" w:hAnsi="Times New Roman"/>
-          <w:i/>
-          <w:color w:val="FF0000"/>
-          <w:sz w:val="24"/>
-        </w:rPr>
-        <w:t xml:space="preserve">Священик: </w:t>
-      </w:r>
-      <w:r>
-        <w:rPr>
-          <w:rFonts w:ascii="Times New Roman" w:hAnsi="Times New Roman"/>
-          <w:sz w:val="24"/>
-        </w:rPr>
-        <w:t xml:space="preserve">Бо твоє є царство, і сила, і слава, Отця, і Сина, і Святого Духа, нині і повсякчас, і на віки </w:t>
-      </w:r>
-      <w:r>
-        <w:rPr>
-          <w:rFonts w:ascii="Times New Roman" w:hAnsi="Times New Roman"/>
-          <w:sz w:val="24"/>
-        </w:rPr>
-        <w:t>віків.</w:t>
+    </w:p>
+    <w:p>
+      <w:pPr>
+        <w:spacing w:after="120"/>
+      </w:pPr>
+      <w:r>
+        <w:rPr>
+          <w:rFonts w:ascii="Times New Roman" w:hAnsi="Times New Roman"/>
+          <w:sz w:val="24"/>
+        </w:rPr>
+        <w:t>Сла́ва Отцю́, і Си́ну, і Свято́му Ду́хові,* і ни́ні, і повсякча́с, і на ві́ки вікі́в. Амі́нь.</w:t>
+      </w:r>
+    </w:p>
+    <w:p>
+      <w:pPr>
+        <w:spacing w:after="120"/>
+        <w:jc w:val="both"/>
+      </w:pPr>
+      <w:r>
+        <w:rPr>
+          <w:rFonts w:ascii="Times New Roman" w:hAnsi="Times New Roman"/>
+          <w:sz w:val="24"/>
+        </w:rPr>
+        <w:t>О́тче наш, що єси́ на небеса́х,* неха́й святи́ться ім’я́ Твоє́,* неха́й при́йде ца́рство Твоє́,* неха́й бу́де во́ля Твоя́, як на не́бі, так і на землі́.* Хліб наш насу́щний дай нам сього́дні;* і прости́ нам прови́ни на́ші,* як і ми проща́ємо винува́тцям на́шим;* і не введи́ нас у споку́су,* але́ ви́зволи нас від лука́вого.</w:t>
+      </w:r>
+    </w:p>
+    <w:p>
+      <w:pPr>
+        <w:spacing w:after="120"/>
+        <w:jc w:val="both"/>
+      </w:pPr>
+      <w:r>
+        <w:rPr>
+          <w:rFonts w:ascii="Times New Roman" w:hAnsi="Times New Roman"/>
+          <w:i/>
+          <w:color w:val="FF0000"/>
+          <w:sz w:val="24"/>
+        </w:rPr>
+        <w:t>Священник:</w:t>
+      </w:r>
+      <w:r>
+        <w:rPr>
+          <w:rFonts w:ascii="Times New Roman" w:hAnsi="Times New Roman"/>
+          <w:sz w:val="24"/>
+        </w:rPr>
+        <w:t xml:space="preserve"> Бо Твоє є царство, і сила, і слава, Отця, і Сина, і Святого Духа, нині, і повсякчас, і на віки віків.</w:t>
       </w:r>
     </w:p>
     <w:p>
@@ -1797,18 +1690,15 @@
     </w:p>
     <w:p>
       <w:pPr>
-        <w:spacing w:line="240" w:lineRule="auto"/>
-        <w:rPr>
-          <w:rFonts w:ascii="Times New Roman" w:hAnsi="Times New Roman"/>
-          <w:sz w:val="24"/>
-        </w:rPr>
-      </w:pPr>
-      <w:r>
-        <w:rPr>
-          <w:rFonts w:ascii="Times New Roman" w:hAnsi="Times New Roman"/>
-          <w:sz w:val="24"/>
-        </w:rPr>
-        <w:t xml:space="preserve">Господи, помилуй </w:t>
+        <w:spacing w:after="120"/>
+        <w:jc w:val="both"/>
+      </w:pPr>
+      <w:r>
+        <w:rPr>
+          <w:rFonts w:ascii="Times New Roman" w:hAnsi="Times New Roman"/>
+          <w:sz w:val="24"/>
+        </w:rPr>
+        <w:t xml:space="preserve">Господи, помилуй. </w:t>
       </w:r>
       <w:r>
         <w:rPr>
@@ -1819,13 +1709,6 @@
         </w:rPr>
         <w:t>(3 р.)</w:t>
       </w:r>
-      <w:r>
-        <w:rPr>
-          <w:rFonts w:ascii="Times New Roman" w:hAnsi="Times New Roman"/>
-          <w:sz w:val="24"/>
-        </w:rPr>
-        <w:t>.</w:t>
-      </w:r>
     </w:p>
     <w:p>
       <w:pPr>
@@ -2040,27 +1923,32 @@
     </w:p>
     <w:p>
       <w:pPr>
-        <w:spacing w:line="240" w:lineRule="auto"/>
-        <w:rPr>
-          <w:rFonts w:ascii="Times New Roman" w:hAnsi="Times New Roman"/>
-          <w:sz w:val="24"/>
-        </w:rPr>
-      </w:pPr>
-      <w:r>
-        <w:rPr>
-          <w:rFonts w:ascii="Times New Roman" w:hAnsi="Times New Roman"/>
-          <w:i/>
-          <w:color w:val="FF0000"/>
-          <w:sz w:val="24"/>
-        </w:rPr>
-        <w:t xml:space="preserve">Священик: </w:t>
-      </w:r>
-      <w:r>
-        <w:rPr>
-          <w:rFonts w:ascii="Times New Roman" w:hAnsi="Times New Roman"/>
-          <w:sz w:val="24"/>
-        </w:rPr>
-        <w:t>Слава тобі, Христе Боже, надіє наша, слава тобі!</w:t>
+        <w:spacing w:after="120"/>
+        <w:jc w:val="both"/>
+      </w:pPr>
+      <w:r>
+        <w:rPr>
+          <w:rFonts w:ascii="Times New Roman" w:hAnsi="Times New Roman"/>
+          <w:i/>
+          <w:color w:val="FF0000"/>
+          <w:sz w:val="24"/>
+        </w:rPr>
+        <w:t>Священик:</w:t>
+      </w:r>
+      <w:r>
+        <w:rPr>
+          <w:rFonts w:ascii="Times New Roman" w:hAnsi="Times New Roman"/>
+          <w:color w:val="FF0000"/>
+          <w:sz w:val="24"/>
+        </w:rPr>
+        <w:t xml:space="preserve"> </w:t>
+      </w:r>
+      <w:r>
+        <w:rPr>
+          <w:rFonts w:ascii="Times New Roman" w:hAnsi="Times New Roman"/>
+          <w:sz w:val="24"/>
+        </w:rPr>
+        <w:t>Слава тобі, Христе Боже, уповання наше, слава тобі!</w:t>
       </w:r>
     </w:p>
     <w:p>
@@ -2252,6 +2140,172 @@
     </w:p>
     <w:p>
       <w:pPr>
+        <w:spacing w:after="120"/>
+      </w:pPr>
+      <w:r>
+        <w:rPr>
+          <w:rFonts w:ascii="Times New Roman" w:hAnsi="Times New Roman"/>
+          <w:i/>
+          <w:color w:val="FF0000"/>
+          <w:sz w:val="24"/>
+        </w:rPr>
+        <w:t>Вірні:</w:t>
+      </w:r>
+      <w:r>
+        <w:rPr>
+          <w:rFonts w:ascii="Times New Roman" w:hAnsi="Times New Roman"/>
+          <w:color w:val="FF0000"/>
+          <w:sz w:val="24"/>
+        </w:rPr>
+        <w:t xml:space="preserve"> </w:t>
+      </w:r>
+      <w:r>
+        <w:rPr>
+          <w:rFonts w:ascii="Times New Roman" w:hAnsi="Times New Roman"/>
+          <w:sz w:val="24"/>
+        </w:rPr>
+        <w:t>Амі́нь.</w:t>
+      </w:r>
+    </w:p>
+    <w:p>
+      <w:pPr>
+        <w:spacing w:after="120"/>
+      </w:pPr>
+      <w:r>
+        <w:rPr>
+          <w:rFonts w:ascii="Times New Roman" w:hAnsi="Times New Roman"/>
+          <w:sz w:val="24"/>
+        </w:rPr>
+        <w:t>Сла́ва Тобі́, Бо́же наш, сла́ва Тобі́.</w:t>
+      </w:r>
+    </w:p>
+    <w:p>
+      <w:pPr>
+        <w:spacing w:after="120"/>
+      </w:pPr>
+      <w:r>
+        <w:rPr>
+          <w:rFonts w:ascii="Times New Roman" w:hAnsi="Times New Roman"/>
+          <w:sz w:val="24"/>
+        </w:rPr>
+        <w:t>Ца́рю небе́сний, утіши́телю, Ду́ше íстини,* що всю́ди єси́ і все наповня́єш,* скарбни́це благ і життя́ пода́телю,* прийди́, і всели́ся в нас,* і очи́сти нас від уся́кої скве́рни,* і спаси́, благи́й, ду́ші на́ші.</w:t>
+      </w:r>
+    </w:p>
+    <w:p>
+      <w:pPr>
+        <w:spacing w:after="120"/>
+      </w:pPr>
+      <w:r>
+        <w:rPr>
+          <w:rFonts w:ascii="Times New Roman" w:hAnsi="Times New Roman"/>
+          <w:sz w:val="24"/>
+        </w:rPr>
+        <w:t xml:space="preserve">Святи́й Бо́же, святи́й Крі́пкий, святи́й Безсме́ртний, поми́луй нас. </w:t>
+      </w:r>
+      <w:r>
+        <w:rPr>
+          <w:rFonts w:ascii="Times New Roman" w:hAnsi="Times New Roman"/>
+          <w:i/>
+          <w:color w:val="FF0000"/>
+          <w:sz w:val="24"/>
+        </w:rPr>
+        <w:t>(3 р.)</w:t>
+      </w:r>
+    </w:p>
+    <w:p>
+      <w:pPr>
+        <w:spacing w:after="120"/>
+      </w:pPr>
+      <w:r>
+        <w:rPr>
+          <w:rFonts w:ascii="Times New Roman" w:hAnsi="Times New Roman"/>
+          <w:sz w:val="24"/>
+        </w:rPr>
+        <w:t>Сла́ва Отцю́, і Си́ну, і Свято́му Ду́хові,* і ни́ні, і повсякча́с, і на ві́ки вікі́в. Амі́нь.</w:t>
+      </w:r>
+    </w:p>
+    <w:p>
+      <w:pPr>
+        <w:spacing w:after="120"/>
+      </w:pPr>
+      <w:r>
+        <w:rPr>
+          <w:rFonts w:ascii="Times New Roman" w:hAnsi="Times New Roman"/>
+          <w:sz w:val="24"/>
+        </w:rPr>
+        <w:t>Пресвята́ Тро́йце, поми́луй нас; Го́споди, очи́сти гріхи́ на́ші; Влади́ко, прости́ беззако́ння на́ші; Святи́й, завіта́й і зціли́ не́мочі на́ші, І́мени Твого́ ра́ди.</w:t>
+      </w:r>
+    </w:p>
+    <w:p>
+      <w:pPr>
+        <w:spacing w:after="120"/>
+      </w:pPr>
+      <w:r>
+        <w:rPr>
+          <w:rFonts w:ascii="Times New Roman" w:hAnsi="Times New Roman"/>
+          <w:sz w:val="24"/>
+        </w:rPr>
+        <w:t xml:space="preserve">Го́споди, поми́луй. </w:t>
+      </w:r>
+      <w:r>
+        <w:rPr>
+          <w:rFonts w:ascii="Times New Roman" w:hAnsi="Times New Roman"/>
+          <w:i/>
+          <w:color w:val="FF0000"/>
+          <w:sz w:val="24"/>
+        </w:rPr>
+        <w:t>(3 р.)</w:t>
+      </w:r>
+    </w:p>
+    <w:p>
+      <w:pPr>
+        <w:spacing w:after="120"/>
+      </w:pPr>
+      <w:r>
+        <w:rPr>
+          <w:rFonts w:ascii="Times New Roman" w:hAnsi="Times New Roman"/>
+          <w:sz w:val="24"/>
+        </w:rPr>
+        <w:t>Сла́ва Отцю́, і Си́ну, і Свято́му Ду́хові,* і ни́ні, і повсякча́с, і на ві́ки вікі́в. Амі́нь.</w:t>
+      </w:r>
+    </w:p>
+    <w:p>
+      <w:pPr>
+        <w:spacing w:after="120"/>
+        <w:jc w:val="both"/>
+      </w:pPr>
+      <w:r>
+        <w:rPr>
+          <w:rFonts w:ascii="Times New Roman" w:hAnsi="Times New Roman"/>
+          <w:sz w:val="24"/>
+        </w:rPr>
+        <w:t>О́тче наш, що єси́ на небеса́х,* неха́й святи́ться ім’я́ Твоє́,* неха́й при́йде ца́рство Твоє́,* неха́й бу́де во́ля Твоя́, як на не́бі, так і на землі́.* Хліб наш насу́щний дай нам сього́дні;* і прости́ нам прови́ни на́ші,* як і ми проща́ємо винува́тцям на́шим;* і не введи́ нас у споку́су,* але́ ви́зволи нас від лука́вого.</w:t>
+      </w:r>
+    </w:p>
+    <w:p>
+      <w:pPr>
+        <w:spacing w:after="120"/>
+        <w:jc w:val="both"/>
+      </w:pPr>
+      <w:r>
+        <w:rPr>
+          <w:rFonts w:ascii="Times New Roman" w:hAnsi="Times New Roman"/>
+          <w:i/>
+          <w:color w:val="FF0000"/>
+          <w:sz w:val="24"/>
+        </w:rPr>
+        <w:t>Священник:</w:t>
+      </w:r>
+      <w:r>
+        <w:rPr>
+          <w:rFonts w:ascii="Times New Roman" w:hAnsi="Times New Roman"/>
+          <w:sz w:val="24"/>
+        </w:rPr>
+        <w:t xml:space="preserve"> Бо Твоє є царство, і сила, і слава, Отця, і Сина, і Святого Духа, нині, і повсякчас, і на віки віків.</w:t>
+      </w:r>
+    </w:p>
+    <w:p>
+      <w:pPr>
         <w:spacing w:line="240" w:lineRule="auto"/>
         <w:rPr>
           <w:rFonts w:ascii="Times New Roman" w:hAnsi="Times New Roman"/>
@@ -2272,48 +2326,32 @@
           <w:rFonts w:ascii="Times New Roman" w:hAnsi="Times New Roman"/>
           <w:sz w:val="24"/>
         </w:rPr>
-        <w:t>Амінь. Слава тобі, Боже наш, слава тобі.</w:t>
-      </w:r>
-    </w:p>
-    <w:p>
-      <w:pPr>
-        <w:spacing w:line="240" w:lineRule="auto"/>
-        <w:rPr>
-          <w:rFonts w:ascii="Times New Roman" w:hAnsi="Times New Roman"/>
-          <w:sz w:val="24"/>
-        </w:rPr>
-      </w:pPr>
-      <w:r>
-        <w:rPr>
-          <w:rFonts w:ascii="Times New Roman" w:hAnsi="Times New Roman"/>
-          <w:sz w:val="24"/>
-        </w:rPr>
-        <w:t>Царю небесний, утішителю, Душе істини,* що всюди єси і все наповняєш,* скарбе дібр і життя подателю,* прийди і вселися в нас,* і очисти нас від усякої скверни,* і спаси, Благий, душі наші.</w:t>
-      </w:r>
-    </w:p>
-    <w:p>
-      <w:pPr>
-        <w:spacing w:line="240" w:lineRule="auto"/>
-        <w:rPr>
-          <w:rFonts w:ascii="Times New Roman" w:hAnsi="Times New Roman"/>
-          <w:sz w:val="24"/>
-        </w:rPr>
-      </w:pPr>
-      <w:r>
-        <w:rPr>
-          <w:rFonts w:ascii="Times New Roman" w:hAnsi="Times New Roman"/>
-          <w:sz w:val="24"/>
-        </w:rPr>
-        <w:t xml:space="preserve">Святий Боже, святий Кріпкий, святий Безсмертний, помилуй нас </w:t>
-      </w:r>
-      <w:r>
-        <w:rPr>
-          <w:rFonts w:ascii="Times New Roman" w:hAnsi="Times New Roman"/>
-          <w:i/>
-          <w:color w:val="FF0000"/>
-          <w:sz w:val="24"/>
-        </w:rPr>
-        <w:t>(3 р.)</w:t>
+        <w:t xml:space="preserve">Амінь. </w:t>
+      </w:r>
+    </w:p>
+    <w:p>
+      <w:pPr>
+        <w:spacing w:line="240" w:lineRule="auto"/>
+        <w:rPr>
+          <w:rFonts w:ascii="Times New Roman" w:hAnsi="Times New Roman"/>
+          <w:sz w:val="24"/>
+        </w:rPr>
+      </w:pPr>
+      <w:r>
+        <w:rPr>
+          <w:rFonts w:ascii="Times New Roman" w:hAnsi="Times New Roman"/>
+          <w:sz w:val="24"/>
+        </w:rPr>
+        <w:t xml:space="preserve">Господи, помилуй </w:t>
+      </w:r>
+      <w:r>
+        <w:rPr>
+          <w:rFonts w:ascii="Times New Roman" w:hAnsi="Times New Roman"/>
+          <w:i/>
+          <w:color w:val="FF0000"/>
+          <w:sz w:val="24"/>
+        </w:rPr>
+        <w:t>(12 р.)</w:t>
       </w:r>
       <w:r>
         <w:rPr>
@@ -2355,263 +2393,41 @@
     </w:p>
     <w:p>
       <w:pPr>
-        <w:spacing w:line="240" w:lineRule="auto"/>
-        <w:rPr>
-          <w:rFonts w:ascii="Times New Roman" w:hAnsi="Times New Roman"/>
-          <w:sz w:val="24"/>
-        </w:rPr>
-      </w:pPr>
-      <w:r>
-        <w:rPr>
-          <w:rFonts w:ascii="Times New Roman" w:hAnsi="Times New Roman"/>
-          <w:sz w:val="24"/>
-        </w:rPr>
-        <w:t>Пресвята Тройце, помилуй нас;* Господи, очисти гріхи наші;* Владико, прости беззаконня наші;* Святий, завітай і зціли немочі наші імени твого ради.</w:t>
-      </w:r>
-    </w:p>
-    <w:p>
-      <w:pPr>
-        <w:spacing w:line="240" w:lineRule="auto"/>
-        <w:rPr>
-          <w:rFonts w:ascii="Times New Roman" w:hAnsi="Times New Roman"/>
-          <w:sz w:val="24"/>
-        </w:rPr>
-      </w:pPr>
-      <w:r>
-        <w:rPr>
-          <w:rFonts w:ascii="Times New Roman" w:hAnsi="Times New Roman"/>
-          <w:sz w:val="24"/>
-        </w:rPr>
-        <w:t xml:space="preserve">Господи, помилуй </w:t>
-      </w:r>
-      <w:r>
-        <w:rPr>
-          <w:rFonts w:ascii="Times New Roman" w:hAnsi="Times New Roman"/>
-          <w:i/>
-          <w:color w:val="FF0000"/>
-          <w:sz w:val="24"/>
-        </w:rPr>
-        <w:t>(3 р.)</w:t>
-      </w:r>
-      <w:r>
-        <w:rPr>
-          <w:rFonts w:ascii="Times New Roman" w:hAnsi="Times New Roman"/>
-          <w:sz w:val="24"/>
-        </w:rPr>
-        <w:t>.</w:t>
-      </w:r>
-    </w:p>
-    <w:p>
-      <w:pPr>
-        <w:spacing w:line="240" w:lineRule="auto"/>
-        <w:rPr>
-          <w:rFonts w:ascii="Times New Roman" w:hAnsi="Times New Roman"/>
-          <w:sz w:val="24"/>
-        </w:rPr>
-      </w:pPr>
-      <w:r>
-        <w:rPr>
-          <w:rFonts w:ascii="Times New Roman" w:hAnsi="Times New Roman"/>
-          <w:sz w:val="24"/>
-        </w:rPr>
-        <w:t xml:space="preserve">Слава Отцю, і Сину, і Святому Духові,* і нині і повсякчас, і на віки </w:t>
-      </w:r>
-      <w:r>
-        <w:rPr>
-          <w:rFonts w:ascii="Times New Roman" w:hAnsi="Times New Roman"/>
-          <w:sz w:val="24"/>
-        </w:rPr>
-        <w:t>віків.</w:t>
-      </w:r>
-      <w:r>
-        <w:rPr>
-          <w:rFonts w:ascii="Times New Roman" w:hAnsi="Times New Roman"/>
-          <w:sz w:val="24"/>
-        </w:rPr>
-        <w:t xml:space="preserve"> Амінь.</w:t>
-      </w:r>
-    </w:p>
-    <w:p>
-      <w:pPr>
-        <w:spacing w:line="240" w:lineRule="auto"/>
-        <w:rPr>
-          <w:rFonts w:ascii="Times New Roman" w:hAnsi="Times New Roman"/>
-          <w:sz w:val="24"/>
-        </w:rPr>
-      </w:pPr>
-      <w:r>
-        <w:rPr>
-          <w:rFonts w:ascii="Times New Roman" w:hAnsi="Times New Roman"/>
-          <w:sz w:val="24"/>
-        </w:rPr>
-        <w:t>Отче наш, що єси на небесах,* нехай святиться ім’я твоє,* нехай прийде царство твоє,* нехай буде воля твоя, як на небі, так і на землі.* Хліб наш насущний дай нам сьогодні,* і прости нам провини наші,* як і ми прощаємо винуватцям нашим,* і не введи нас у спокусу,* але визволи нас від лукавого.</w:t>
-      </w:r>
-    </w:p>
-    <w:p>
-      <w:pPr>
-        <w:spacing w:line="240" w:lineRule="auto"/>
-        <w:rPr>
-          <w:rFonts w:ascii="Times New Roman" w:hAnsi="Times New Roman"/>
-          <w:sz w:val="24"/>
-        </w:rPr>
-      </w:pPr>
-      <w:r>
-        <w:rPr>
-          <w:rFonts w:ascii="Times New Roman" w:hAnsi="Times New Roman"/>
-          <w:i/>
-          <w:color w:val="FF0000"/>
-          <w:sz w:val="24"/>
-        </w:rPr>
-        <w:t xml:space="preserve">Священик: </w:t>
-      </w:r>
-      <w:r>
-        <w:rPr>
-          <w:rFonts w:ascii="Times New Roman" w:hAnsi="Times New Roman"/>
-          <w:sz w:val="24"/>
-        </w:rPr>
-        <w:t xml:space="preserve">Бо твоє є царство, і сила, і слава, Отця, і Сина, і Святого Духа, нині і повсякчас, і на віки </w:t>
-      </w:r>
-      <w:r>
-        <w:rPr>
-          <w:rFonts w:ascii="Times New Roman" w:hAnsi="Times New Roman"/>
-          <w:sz w:val="24"/>
-        </w:rPr>
-        <w:t>віків.</w:t>
-      </w:r>
-    </w:p>
-    <w:p>
-      <w:pPr>
-        <w:spacing w:line="240" w:lineRule="auto"/>
-        <w:rPr>
-          <w:rFonts w:ascii="Times New Roman" w:hAnsi="Times New Roman"/>
-          <w:sz w:val="24"/>
-        </w:rPr>
-      </w:pPr>
-      <w:r>
-        <w:rPr>
-          <w:rFonts w:ascii="Times New Roman" w:hAnsi="Times New Roman"/>
-          <w:i/>
-          <w:color w:val="FF0000"/>
-          <w:sz w:val="24"/>
-        </w:rPr>
-        <w:t xml:space="preserve">Вірні: </w:t>
-      </w:r>
-      <w:r>
-        <w:rPr>
-          <w:rFonts w:ascii="Times New Roman" w:hAnsi="Times New Roman"/>
-          <w:sz w:val="24"/>
-        </w:rPr>
-        <w:t xml:space="preserve">Амінь. </w:t>
-      </w:r>
-    </w:p>
-    <w:p>
-      <w:pPr>
-        <w:spacing w:line="240" w:lineRule="auto"/>
-        <w:rPr>
-          <w:rFonts w:ascii="Times New Roman" w:hAnsi="Times New Roman"/>
-          <w:sz w:val="24"/>
-        </w:rPr>
-      </w:pPr>
-      <w:r>
-        <w:rPr>
-          <w:rFonts w:ascii="Times New Roman" w:hAnsi="Times New Roman"/>
-          <w:sz w:val="24"/>
-        </w:rPr>
-        <w:t xml:space="preserve">Господи, помилуй </w:t>
-      </w:r>
-      <w:r>
-        <w:rPr>
-          <w:rFonts w:ascii="Times New Roman" w:hAnsi="Times New Roman"/>
-          <w:i/>
-          <w:color w:val="FF0000"/>
-          <w:sz w:val="24"/>
-        </w:rPr>
-        <w:t>(12 р.)</w:t>
-      </w:r>
-      <w:r>
-        <w:rPr>
-          <w:rFonts w:ascii="Times New Roman" w:hAnsi="Times New Roman"/>
-          <w:sz w:val="24"/>
-        </w:rPr>
-        <w:t>.</w:t>
-      </w:r>
-    </w:p>
-    <w:p>
-      <w:pPr>
-        <w:spacing w:line="240" w:lineRule="auto"/>
-        <w:rPr>
-          <w:rFonts w:ascii="Times New Roman" w:hAnsi="Times New Roman"/>
-          <w:sz w:val="24"/>
-        </w:rPr>
-      </w:pPr>
-      <w:r>
-        <w:rPr>
-          <w:rFonts w:ascii="Times New Roman" w:hAnsi="Times New Roman"/>
-          <w:sz w:val="24"/>
-        </w:rPr>
-        <w:t xml:space="preserve">Слава Отцю, і Сину, і Святому Духові,* і нині і повсякчас, і на віки </w:t>
-      </w:r>
-      <w:r>
-        <w:rPr>
-          <w:rFonts w:ascii="Times New Roman" w:hAnsi="Times New Roman"/>
-          <w:sz w:val="24"/>
-        </w:rPr>
-        <w:t>віків.</w:t>
-      </w:r>
-      <w:r>
-        <w:rPr>
-          <w:rFonts w:ascii="Times New Roman" w:hAnsi="Times New Roman"/>
-          <w:sz w:val="24"/>
-        </w:rPr>
-        <w:t xml:space="preserve"> Амінь.</w:t>
-      </w:r>
-    </w:p>
-    <w:p>
-      <w:pPr>
-        <w:spacing w:line="240" w:lineRule="auto"/>
-        <w:rPr>
-          <w:rFonts w:ascii="Times New Roman" w:hAnsi="Times New Roman"/>
-          <w:sz w:val="24"/>
-        </w:rPr>
-      </w:pPr>
-      <w:r>
-        <w:rPr>
-          <w:rFonts w:ascii="Times New Roman" w:hAnsi="Times New Roman"/>
-          <w:sz w:val="24"/>
-        </w:rPr>
-        <w:t>Прийдіте, поклонімся* Цареві нашому Богу.</w:t>
-      </w:r>
-    </w:p>
-    <w:p>
-      <w:pPr>
-        <w:spacing w:line="240" w:lineRule="auto"/>
-        <w:rPr>
-          <w:rFonts w:ascii="Times New Roman" w:hAnsi="Times New Roman"/>
-          <w:sz w:val="24"/>
-        </w:rPr>
-      </w:pPr>
-      <w:r>
-        <w:rPr>
-          <w:rFonts w:ascii="Times New Roman" w:hAnsi="Times New Roman"/>
-          <w:sz w:val="24"/>
-        </w:rPr>
-        <w:t>Прийдіте, поклонімся* Христові, Цареві нашому Богу.</w:t>
-      </w:r>
-    </w:p>
-    <w:p>
-      <w:pPr>
-        <w:spacing w:line="240" w:lineRule="auto"/>
-        <w:rPr>
-          <w:rFonts w:ascii="Times New Roman" w:hAnsi="Times New Roman"/>
-          <w:sz w:val="24"/>
-        </w:rPr>
-      </w:pPr>
-      <w:r>
-        <w:rPr>
-          <w:rFonts w:ascii="Times New Roman" w:hAnsi="Times New Roman"/>
-          <w:sz w:val="24"/>
-        </w:rPr>
-        <w:t>Прийдіте, поклонімся і припадім* до самого Господа Ісуса Христа, Царя і Бога нашого.</w:t>
+        <w:spacing w:after="120"/>
+        <w:jc w:val="both"/>
+      </w:pPr>
+      <w:r>
+        <w:rPr>
+          <w:rFonts w:ascii="Times New Roman" w:hAnsi="Times New Roman"/>
+          <w:sz w:val="24"/>
+        </w:rPr>
+        <w:t>Прийді́те, поклоні́мся* царе́ві на́шому – Бо́гу.</w:t>
+      </w:r>
+    </w:p>
+    <w:p>
+      <w:pPr>
+        <w:spacing w:after="120"/>
+        <w:jc w:val="both"/>
+      </w:pPr>
+      <w:r>
+        <w:rPr>
+          <w:rFonts w:ascii="Times New Roman" w:hAnsi="Times New Roman"/>
+          <w:sz w:val="24"/>
+        </w:rPr>
+        <w:t>Прийді́те, поклоні́мся* Христо́ві, царе́ві на́шому – Бо́гу.</w:t>
+      </w:r>
+    </w:p>
+    <w:p>
+      <w:pPr>
+        <w:spacing w:after="120"/>
+        <w:jc w:val="both"/>
+      </w:pPr>
+      <w:r>
+        <w:rPr>
+          <w:rFonts w:ascii="Times New Roman" w:hAnsi="Times New Roman"/>
+          <w:sz w:val="24"/>
+        </w:rPr>
+        <w:t>Прийді́те, поклоні́мся і припаді́м* до само́го Го́спода Ісу́са Христа́ – царя́ і Бо́га на́шого.</w:t>
       </w:r>
     </w:p>
     <w:p>
@@ -3736,18 +3552,15 @@
     </w:p>
     <w:p>
       <w:pPr>
-        <w:spacing w:line="240" w:lineRule="auto"/>
-        <w:rPr>
-          <w:rFonts w:ascii="Times New Roman" w:hAnsi="Times New Roman"/>
-          <w:sz w:val="24"/>
-        </w:rPr>
-      </w:pPr>
-      <w:r>
-        <w:rPr>
-          <w:rFonts w:ascii="Times New Roman" w:hAnsi="Times New Roman"/>
-          <w:sz w:val="24"/>
-        </w:rPr>
-        <w:t xml:space="preserve">Господи, помилуй </w:t>
+        <w:spacing w:after="120"/>
+        <w:jc w:val="both"/>
+      </w:pPr>
+      <w:r>
+        <w:rPr>
+          <w:rFonts w:ascii="Times New Roman" w:hAnsi="Times New Roman"/>
+          <w:sz w:val="24"/>
+        </w:rPr>
+        <w:t xml:space="preserve">Господи, помилуй. </w:t>
       </w:r>
       <w:r>
         <w:rPr>
@@ -3757,13 +3570,6 @@
           <w:sz w:val="24"/>
         </w:rPr>
         <w:t>(3 р.)</w:t>
-      </w:r>
-      <w:r>
-        <w:rPr>
-          <w:rFonts w:ascii="Times New Roman" w:hAnsi="Times New Roman"/>
-          <w:sz w:val="24"/>
-        </w:rPr>
-        <w:t>.</w:t>
       </w:r>
     </w:p>
     <w:p>
@@ -4002,18 +3808,14 @@
     </w:p>
     <w:p>
       <w:pPr>
-        <w:spacing w:line="240" w:lineRule="auto"/>
-        <w:rPr>
-          <w:rFonts w:ascii="Times New Roman" w:hAnsi="Times New Roman"/>
-          <w:sz w:val="24"/>
-        </w:rPr>
-      </w:pPr>
-      <w:r>
-        <w:rPr>
-          <w:rFonts w:ascii="Times New Roman" w:hAnsi="Times New Roman"/>
-          <w:sz w:val="24"/>
-        </w:rPr>
-        <w:t xml:space="preserve">Святий Боже, святий Кріпкий, святий Безсмертний, помилуй нас </w:t>
+        <w:spacing w:after="120"/>
+      </w:pPr>
+      <w:r>
+        <w:rPr>
+          <w:rFonts w:ascii="Times New Roman" w:hAnsi="Times New Roman"/>
+          <w:sz w:val="24"/>
+        </w:rPr>
+        <w:t xml:space="preserve">Святи́й Бо́же, святи́й Крі́пкий, святи́й Безсме́ртний, поми́луй нас. </w:t>
       </w:r>
       <w:r>
         <w:rPr>
@@ -4024,74 +3826,41 @@
         </w:rPr>
         <w:t>(3 р.)</w:t>
       </w:r>
-      <w:r>
-        <w:rPr>
-          <w:rFonts w:ascii="Times New Roman" w:hAnsi="Times New Roman"/>
-          <w:sz w:val="24"/>
-        </w:rPr>
-        <w:t>.</w:t>
-      </w:r>
-    </w:p>
-    <w:p>
-      <w:pPr>
-        <w:spacing w:line="240" w:lineRule="auto"/>
-        <w:rPr>
-          <w:rFonts w:ascii="Times New Roman" w:hAnsi="Times New Roman"/>
-          <w:sz w:val="24"/>
-        </w:rPr>
-      </w:pPr>
-      <w:r>
-        <w:rPr>
-          <w:rFonts w:ascii="Times New Roman" w:hAnsi="Times New Roman"/>
-          <w:sz w:val="24"/>
-        </w:rPr>
-        <w:t xml:space="preserve">Слава Отцю, і Сину, і Святому Духові,* і нині і повсякчас, і на віки </w:t>
-      </w:r>
-      <w:r>
-        <w:rPr>
-          <w:rFonts w:ascii="Times New Roman" w:hAnsi="Times New Roman"/>
-          <w:sz w:val="24"/>
-        </w:rPr>
-        <w:t>віків.</w:t>
-      </w:r>
-      <w:r>
-        <w:rPr>
-          <w:rFonts w:ascii="Times New Roman" w:hAnsi="Times New Roman"/>
-          <w:sz w:val="24"/>
-        </w:rPr>
-        <w:t xml:space="preserve"> Амінь.</w:t>
-      </w:r>
-    </w:p>
-    <w:p>
-      <w:pPr>
-        <w:spacing w:line="240" w:lineRule="auto"/>
-        <w:rPr>
-          <w:rFonts w:ascii="Times New Roman" w:hAnsi="Times New Roman"/>
-          <w:sz w:val="24"/>
-        </w:rPr>
-      </w:pPr>
-      <w:r>
-        <w:rPr>
-          <w:rFonts w:ascii="Times New Roman" w:hAnsi="Times New Roman"/>
-          <w:sz w:val="24"/>
-        </w:rPr>
-        <w:t>Пресвята Тройце, помилуй нас;* Господи, очисти гріхи наші;* Владико, прости беззаконня наші;* Святий, завітай і зціли немочі наші імени твого ради.</w:t>
-      </w:r>
-    </w:p>
-    <w:p>
-      <w:pPr>
-        <w:spacing w:line="240" w:lineRule="auto"/>
-        <w:rPr>
-          <w:rFonts w:ascii="Times New Roman" w:hAnsi="Times New Roman"/>
-          <w:sz w:val="24"/>
-        </w:rPr>
-      </w:pPr>
-      <w:r>
-        <w:rPr>
-          <w:rFonts w:ascii="Times New Roman" w:hAnsi="Times New Roman"/>
-          <w:sz w:val="24"/>
-        </w:rPr>
-        <w:t xml:space="preserve">Господи, помилуй </w:t>
+    </w:p>
+    <w:p>
+      <w:pPr>
+        <w:spacing w:after="120"/>
+      </w:pPr>
+      <w:r>
+        <w:rPr>
+          <w:rFonts w:ascii="Times New Roman" w:hAnsi="Times New Roman"/>
+          <w:sz w:val="24"/>
+        </w:rPr>
+        <w:t>Сла́ва Отцю́, і Си́ну, і Свято́му Ду́хові,* і ни́ні, і повсякча́с, і на ві́ки вікі́в. Амі́нь.</w:t>
+      </w:r>
+    </w:p>
+    <w:p>
+      <w:pPr>
+        <w:spacing w:after="120"/>
+      </w:pPr>
+      <w:r>
+        <w:rPr>
+          <w:rFonts w:ascii="Times New Roman" w:hAnsi="Times New Roman"/>
+          <w:sz w:val="24"/>
+        </w:rPr>
+        <w:t>Пресвята́ Тро́йце, поми́луй нас; Го́споди, очи́сти гріхи́ на́ші; Влади́ко, прости́ беззако́ння на́ші; Святи́й, завіта́й і зціли́ не́мочі на́ші, І́мени Твого́ ра́ди.</w:t>
+      </w:r>
+    </w:p>
+    <w:p>
+      <w:pPr>
+        <w:spacing w:after="120"/>
+      </w:pPr>
+      <w:r>
+        <w:rPr>
+          <w:rFonts w:ascii="Times New Roman" w:hAnsi="Times New Roman"/>
+          <w:sz w:val="24"/>
+        </w:rPr>
+        <w:t xml:space="preserve">Го́споди, поми́луй. </w:t>
       </w:r>
       <w:r>
         <w:rPr>
@@ -4102,90 +3871,52 @@
         </w:rPr>
         <w:t>(3 р.)</w:t>
       </w:r>
-      <w:r>
-        <w:rPr>
-          <w:rFonts w:ascii="Times New Roman" w:hAnsi="Times New Roman"/>
-          <w:sz w:val="24"/>
-        </w:rPr>
-        <w:t>.</w:t>
-      </w:r>
-    </w:p>
-    <w:p>
-      <w:pPr>
-        <w:spacing w:line="240" w:lineRule="auto"/>
-        <w:rPr>
-          <w:rFonts w:ascii="Times New Roman" w:hAnsi="Times New Roman"/>
-          <w:sz w:val="24"/>
-        </w:rPr>
-      </w:pPr>
-      <w:r>
-        <w:rPr>
-          <w:rFonts w:ascii="Times New Roman" w:hAnsi="Times New Roman"/>
-          <w:sz w:val="24"/>
-        </w:rPr>
-        <w:t xml:space="preserve">Слава Отцю, і Сину, і Святому Духові,* і нині і повсякчас, і на віки </w:t>
-      </w:r>
-      <w:r>
-        <w:rPr>
-          <w:rFonts w:ascii="Times New Roman" w:hAnsi="Times New Roman"/>
-          <w:sz w:val="24"/>
-        </w:rPr>
-        <w:t>віків.</w:t>
-      </w:r>
-      <w:r>
-        <w:rPr>
-          <w:rFonts w:ascii="Times New Roman" w:hAnsi="Times New Roman"/>
-          <w:sz w:val="24"/>
-        </w:rPr>
-        <w:t xml:space="preserve"> Амінь.</w:t>
-      </w:r>
-    </w:p>
-    <w:p>
-      <w:pPr>
-        <w:spacing w:line="240" w:lineRule="auto"/>
-        <w:rPr>
-          <w:rFonts w:ascii="Times New Roman" w:hAnsi="Times New Roman"/>
-          <w:sz w:val="24"/>
-        </w:rPr>
-      </w:pPr>
-      <w:r>
-        <w:rPr>
-          <w:rFonts w:ascii="Times New Roman" w:hAnsi="Times New Roman"/>
-          <w:sz w:val="24"/>
-        </w:rPr>
-        <w:t>Отче наш, що єси на небесах,* нехай святиться ім’я твоє,* нехай прийде царство твоє,* нехай буде воля твоя, як на небі, так і на землі.* Хліб наш насущний дай нам сьогодні,* і прости нам провини наші,* як і ми прощаємо винуватцям нашим,* і не введи нас у спокусу,* але визволи нас від лукавого.</w:t>
-      </w:r>
-    </w:p>
-    <w:p>
-      <w:pPr>
-        <w:spacing w:line="240" w:lineRule="auto"/>
-        <w:rPr>
-          <w:rFonts w:ascii="Times New Roman" w:hAnsi="Times New Roman"/>
-          <w:sz w:val="24"/>
-        </w:rPr>
-      </w:pPr>
-      <w:r>
-        <w:rPr>
-          <w:rFonts w:ascii="Times New Roman" w:hAnsi="Times New Roman"/>
-          <w:i/>
-          <w:color w:val="FF0000"/>
-          <w:sz w:val="24"/>
-        </w:rPr>
-        <w:t xml:space="preserve">Священик: </w:t>
-      </w:r>
-      <w:r>
-        <w:rPr>
-          <w:rFonts w:ascii="Times New Roman" w:hAnsi="Times New Roman"/>
-          <w:sz w:val="24"/>
-        </w:rPr>
-        <w:t xml:space="preserve">Бо твоє є царство, і сила, і слава, Отця, і Сина, і Святого Духа, нині і повсякчас, і на віки </w:t>
-      </w:r>
-      <w:r>
-        <w:rPr>
-          <w:rFonts w:ascii="Times New Roman" w:hAnsi="Times New Roman"/>
-          <w:sz w:val="24"/>
-        </w:rPr>
-        <w:t>віків.</w:t>
+    </w:p>
+    <w:p>
+      <w:pPr>
+        <w:spacing w:after="120"/>
+      </w:pPr>
+      <w:r>
+        <w:rPr>
+          <w:rFonts w:ascii="Times New Roman" w:hAnsi="Times New Roman"/>
+          <w:sz w:val="24"/>
+        </w:rPr>
+        <w:t>Сла́ва Отцю́, і Си́ну, і Свято́му Ду́хові,* і ни́ні, і повсякча́с, і на ві́ки вікі́в. Амі́нь.</w:t>
+      </w:r>
+    </w:p>
+    <w:p>
+      <w:pPr>
+        <w:spacing w:after="120"/>
+        <w:jc w:val="both"/>
+      </w:pPr>
+      <w:r>
+        <w:rPr>
+          <w:rFonts w:ascii="Times New Roman" w:hAnsi="Times New Roman"/>
+          <w:sz w:val="24"/>
+        </w:rPr>
+        <w:t>О́тче наш, що єси́ на небеса́х,* неха́й святи́ться ім’я́ Твоє́,* неха́й при́йде ца́рство Твоє́,* неха́й бу́де во́ля Твоя́, як на не́бі, так і на землі́.* Хліб наш насу́щний дай нам сього́дні;* і прости́ нам прови́ни на́ші,* як і ми проща́ємо винува́тцям на́шим;* і не введи́ нас у споку́су,* але́ ви́зволи нас від лука́вого.</w:t>
+      </w:r>
+    </w:p>
+    <w:p>
+      <w:pPr>
+        <w:spacing w:after="120"/>
+        <w:jc w:val="both"/>
+      </w:pPr>
+      <w:r>
+        <w:rPr>
+          <w:rFonts w:ascii="Times New Roman" w:hAnsi="Times New Roman"/>
+          <w:i/>
+          <w:color w:val="FF0000"/>
+          <w:sz w:val="24"/>
+        </w:rPr>
+        <w:t>Священник:</w:t>
+      </w:r>
+      <w:r>
+        <w:rPr>
+          <w:rFonts w:ascii="Times New Roman" w:hAnsi="Times New Roman"/>
+          <w:sz w:val="24"/>
+        </w:rPr>
+        <w:t xml:space="preserve"> Бо Твоє є царство, і сила, і слава, Отця, і Сина, і Святого Духа, нині, і повсякчас, і на віки віків.</w:t>
       </w:r>
     </w:p>
     <w:p>
@@ -4368,18 +4099,15 @@
     </w:p>
     <w:p>
       <w:pPr>
-        <w:spacing w:line="240" w:lineRule="auto"/>
-        <w:rPr>
-          <w:rFonts w:ascii="Times New Roman" w:hAnsi="Times New Roman"/>
-          <w:sz w:val="24"/>
-        </w:rPr>
-      </w:pPr>
-      <w:r>
-        <w:rPr>
-          <w:rFonts w:ascii="Times New Roman" w:hAnsi="Times New Roman"/>
-          <w:sz w:val="24"/>
-        </w:rPr>
-        <w:t xml:space="preserve">Господи, помилуй </w:t>
+        <w:spacing w:after="120"/>
+        <w:jc w:val="both"/>
+      </w:pPr>
+      <w:r>
+        <w:rPr>
+          <w:rFonts w:ascii="Times New Roman" w:hAnsi="Times New Roman"/>
+          <w:sz w:val="24"/>
+        </w:rPr>
+        <w:t xml:space="preserve">Господи, помилуй. </w:t>
       </w:r>
       <w:r>
         <w:rPr>
@@ -4389,13 +4117,6 @@
           <w:sz w:val="24"/>
         </w:rPr>
         <w:t>(3 р.)</w:t>
-      </w:r>
-      <w:r>
-        <w:rPr>
-          <w:rFonts w:ascii="Times New Roman" w:hAnsi="Times New Roman"/>
-          <w:sz w:val="24"/>
-        </w:rPr>
-        <w:t>.</w:t>
       </w:r>
     </w:p>
     <w:p>
@@ -4680,27 +4401,32 @@
     </w:p>
     <w:p>
       <w:pPr>
-        <w:spacing w:line="240" w:lineRule="auto"/>
-        <w:rPr>
-          <w:rFonts w:ascii="Times New Roman" w:hAnsi="Times New Roman"/>
-          <w:sz w:val="24"/>
-        </w:rPr>
-      </w:pPr>
-      <w:r>
-        <w:rPr>
-          <w:rFonts w:ascii="Times New Roman" w:hAnsi="Times New Roman"/>
-          <w:i/>
-          <w:color w:val="FF0000"/>
-          <w:sz w:val="24"/>
-        </w:rPr>
-        <w:t xml:space="preserve">Священик: </w:t>
-      </w:r>
-      <w:r>
-        <w:rPr>
-          <w:rFonts w:ascii="Times New Roman" w:hAnsi="Times New Roman"/>
-          <w:sz w:val="24"/>
-        </w:rPr>
-        <w:t>Слава тобі, Христе Боже, надіє наша, слава тобі!</w:t>
+        <w:spacing w:after="120"/>
+        <w:jc w:val="both"/>
+      </w:pPr>
+      <w:r>
+        <w:rPr>
+          <w:rFonts w:ascii="Times New Roman" w:hAnsi="Times New Roman"/>
+          <w:i/>
+          <w:color w:val="FF0000"/>
+          <w:sz w:val="24"/>
+        </w:rPr>
+        <w:t>Священик:</w:t>
+      </w:r>
+      <w:r>
+        <w:rPr>
+          <w:rFonts w:ascii="Times New Roman" w:hAnsi="Times New Roman"/>
+          <w:color w:val="FF0000"/>
+          <w:sz w:val="24"/>
+        </w:rPr>
+        <w:t xml:space="preserve"> </w:t>
+      </w:r>
+      <w:r>
+        <w:rPr>
+          <w:rFonts w:ascii="Times New Roman" w:hAnsi="Times New Roman"/>
+          <w:sz w:val="24"/>
+        </w:rPr>
+        <w:t>Слава тобі, Христе Боже, уповання наше, слава тобі!</w:t>
       </w:r>
     </w:p>
     <w:p>
@@ -4892,6 +4618,217 @@
     </w:p>
     <w:p>
       <w:pPr>
+        <w:spacing w:after="120"/>
+      </w:pPr>
+      <w:r>
+        <w:rPr>
+          <w:rFonts w:ascii="Times New Roman" w:hAnsi="Times New Roman"/>
+          <w:i/>
+          <w:color w:val="FF0000"/>
+          <w:sz w:val="24"/>
+        </w:rPr>
+        <w:t>Вірні:</w:t>
+      </w:r>
+      <w:r>
+        <w:rPr>
+          <w:rFonts w:ascii="Times New Roman" w:hAnsi="Times New Roman"/>
+          <w:color w:val="FF0000"/>
+          <w:sz w:val="24"/>
+        </w:rPr>
+        <w:t xml:space="preserve"> </w:t>
+      </w:r>
+      <w:r>
+        <w:rPr>
+          <w:rFonts w:ascii="Times New Roman" w:hAnsi="Times New Roman"/>
+          <w:sz w:val="24"/>
+        </w:rPr>
+        <w:t>Амі́нь.</w:t>
+      </w:r>
+    </w:p>
+    <w:p>
+      <w:pPr>
+        <w:spacing w:after="120"/>
+      </w:pPr>
+      <w:r>
+        <w:rPr>
+          <w:rFonts w:ascii="Times New Roman" w:hAnsi="Times New Roman"/>
+          <w:sz w:val="24"/>
+        </w:rPr>
+        <w:t>Сла́ва Тобі́, Бо́же наш, сла́ва Тобі́.</w:t>
+      </w:r>
+    </w:p>
+    <w:p>
+      <w:pPr>
+        <w:spacing w:after="120"/>
+      </w:pPr>
+      <w:r>
+        <w:rPr>
+          <w:rFonts w:ascii="Times New Roman" w:hAnsi="Times New Roman"/>
+          <w:sz w:val="24"/>
+        </w:rPr>
+        <w:t>Ца́рю небе́сний, утіши́телю, Ду́ше íстини,* що всю́ди єси́ і все наповня́єш,* скарбни́це благ і життя́ пода́телю,* прийди́, і всели́ся в нас,* і очи́сти нас від уся́кої скве́рни,* і спаси́, благи́й, ду́ші на́ші.</w:t>
+      </w:r>
+    </w:p>
+    <w:p>
+      <w:pPr>
+        <w:spacing w:after="120"/>
+        <w:jc w:val="both"/>
+      </w:pPr>
+      <w:r>
+        <w:rPr>
+          <w:rFonts w:ascii="Times New Roman" w:hAnsi="Times New Roman"/>
+          <w:sz w:val="24"/>
+        </w:rPr>
+        <w:t xml:space="preserve">Святий Боже, святий Кріпкий, святий Безсмертний, помилуй нас. </w:t>
+      </w:r>
+      <w:r>
+        <w:rPr>
+          <w:rFonts w:ascii="Times New Roman" w:hAnsi="Times New Roman"/>
+          <w:i/>
+          <w:color w:val="FF0000"/>
+          <w:sz w:val="24"/>
+        </w:rPr>
+        <w:t>(3 р.)</w:t>
+      </w:r>
+    </w:p>
+    <w:p>
+      <w:pPr>
+        <w:spacing w:line="240" w:lineRule="auto"/>
+        <w:rPr>
+          <w:rFonts w:ascii="Times New Roman" w:hAnsi="Times New Roman"/>
+          <w:sz w:val="24"/>
+        </w:rPr>
+      </w:pPr>
+      <w:r>
+        <w:rPr>
+          <w:rFonts w:ascii="Times New Roman" w:hAnsi="Times New Roman"/>
+          <w:sz w:val="24"/>
+        </w:rPr>
+        <w:t xml:space="preserve">Слава Отцю, і Сину, і Святому Духові,* і нині і повсякчас, і на віки </w:t>
+      </w:r>
+      <w:r>
+        <w:rPr>
+          <w:rFonts w:ascii="Times New Roman" w:hAnsi="Times New Roman"/>
+          <w:sz w:val="24"/>
+        </w:rPr>
+        <w:t>віків.</w:t>
+      </w:r>
+      <w:r>
+        <w:rPr>
+          <w:rFonts w:ascii="Times New Roman" w:hAnsi="Times New Roman"/>
+          <w:sz w:val="24"/>
+        </w:rPr>
+        <w:t xml:space="preserve"> Амінь.</w:t>
+      </w:r>
+    </w:p>
+    <w:p>
+      <w:pPr>
+        <w:spacing w:line="240" w:lineRule="auto"/>
+        <w:rPr>
+          <w:rFonts w:ascii="Times New Roman" w:hAnsi="Times New Roman"/>
+          <w:sz w:val="24"/>
+        </w:rPr>
+      </w:pPr>
+      <w:r>
+        <w:rPr>
+          <w:rFonts w:ascii="Times New Roman" w:hAnsi="Times New Roman"/>
+          <w:sz w:val="24"/>
+        </w:rPr>
+        <w:t>Пресвята Тройце, помилуй нас;* Господи, очисти гріхи наші;* Владико, прости беззаконня наші;* Святий, завітай і зціли немочі наші імени твого ради.</w:t>
+      </w:r>
+    </w:p>
+    <w:p>
+      <w:pPr>
+        <w:spacing w:after="120"/>
+        <w:jc w:val="both"/>
+      </w:pPr>
+      <w:r>
+        <w:rPr>
+          <w:rFonts w:ascii="Times New Roman" w:hAnsi="Times New Roman"/>
+          <w:sz w:val="24"/>
+        </w:rPr>
+        <w:t xml:space="preserve">Господи, помилуй. </w:t>
+      </w:r>
+      <w:r>
+        <w:rPr>
+          <w:rFonts w:ascii="Times New Roman" w:hAnsi="Times New Roman"/>
+          <w:i/>
+          <w:color w:val="FF0000"/>
+          <w:sz w:val="24"/>
+        </w:rPr>
+        <w:t>(3 р.)</w:t>
+      </w:r>
+    </w:p>
+    <w:p>
+      <w:pPr>
+        <w:spacing w:line="240" w:lineRule="auto"/>
+        <w:rPr>
+          <w:rFonts w:ascii="Times New Roman" w:hAnsi="Times New Roman"/>
+          <w:sz w:val="24"/>
+        </w:rPr>
+      </w:pPr>
+      <w:r>
+        <w:rPr>
+          <w:rFonts w:ascii="Times New Roman" w:hAnsi="Times New Roman"/>
+          <w:sz w:val="24"/>
+        </w:rPr>
+        <w:t xml:space="preserve">Слава Отцю, і Сину, і Святому Духові,* і нині, і повсякчас, і на віки </w:t>
+      </w:r>
+      <w:r>
+        <w:rPr>
+          <w:rFonts w:ascii="Times New Roman" w:hAnsi="Times New Roman"/>
+          <w:sz w:val="24"/>
+        </w:rPr>
+        <w:t>віків.</w:t>
+      </w:r>
+      <w:r>
+        <w:rPr>
+          <w:rFonts w:ascii="Times New Roman" w:hAnsi="Times New Roman"/>
+          <w:sz w:val="24"/>
+        </w:rPr>
+        <w:t xml:space="preserve"> Амінь.</w:t>
+      </w:r>
+    </w:p>
+    <w:p>
+      <w:pPr>
+        <w:spacing w:line="240" w:lineRule="auto"/>
+        <w:rPr>
+          <w:rFonts w:ascii="Times New Roman" w:hAnsi="Times New Roman"/>
+          <w:sz w:val="24"/>
+        </w:rPr>
+      </w:pPr>
+      <w:r>
+        <w:rPr>
+          <w:rFonts w:ascii="Times New Roman" w:hAnsi="Times New Roman"/>
+          <w:sz w:val="24"/>
+        </w:rPr>
+        <w:t>Отче наш, що єси на небесах,* нехай святиться ім’я твоє,* нехай прийде царство твоє,* нехай буде воля твоя, як на небі, так і на землі.* Хліб наш насущний дай нам сьогодні,* і прости нам провини наші,* як і ми прощаємо винуватцям нашим,* і не введи нас у спокусу,* але визволи нас від лукавого.</w:t>
+      </w:r>
+    </w:p>
+    <w:p>
+      <w:pPr>
+        <w:spacing w:after="120"/>
+        <w:jc w:val="both"/>
+      </w:pPr>
+      <w:r>
+        <w:rPr>
+          <w:rFonts w:ascii="Times New Roman" w:hAnsi="Times New Roman"/>
+          <w:i/>
+          <w:color w:val="FF0000"/>
+          <w:sz w:val="24"/>
+        </w:rPr>
+        <w:t>Священник:</w:t>
+      </w:r>
+      <w:r>
+        <w:rPr>
+          <w:rFonts w:ascii="Times New Roman" w:hAnsi="Times New Roman"/>
+          <w:sz w:val="24"/>
+        </w:rPr>
+        <w:t xml:space="preserve"> Бо Твоє є царство, і сила, і слава, Отця, і Сина, і Святого Духа, нині, і повсякчас, і на віки віків.</w:t>
+      </w:r>
+    </w:p>
+    <w:p>
+      <w:pPr>
         <w:spacing w:line="240" w:lineRule="auto"/>
         <w:rPr>
           <w:rFonts w:ascii="Times New Roman" w:hAnsi="Times New Roman"/>
@@ -4912,48 +4849,32 @@
           <w:rFonts w:ascii="Times New Roman" w:hAnsi="Times New Roman"/>
           <w:sz w:val="24"/>
         </w:rPr>
-        <w:t>Амінь. Слава тобі, Боже наш, слава тобі.</w:t>
-      </w:r>
-    </w:p>
-    <w:p>
-      <w:pPr>
-        <w:spacing w:line="240" w:lineRule="auto"/>
-        <w:rPr>
-          <w:rFonts w:ascii="Times New Roman" w:hAnsi="Times New Roman"/>
-          <w:sz w:val="24"/>
-        </w:rPr>
-      </w:pPr>
-      <w:r>
-        <w:rPr>
-          <w:rFonts w:ascii="Times New Roman" w:hAnsi="Times New Roman"/>
-          <w:sz w:val="24"/>
-        </w:rPr>
-        <w:t>Царю небесний, утішителю, Душе істини,* що всюди єси і все наповняєш,* скарбе дібр і життя подателю,* прийди і вселися в нас,* і очисти нас від усякої скверни,* і спаси, Благий, душі наші.</w:t>
-      </w:r>
-    </w:p>
-    <w:p>
-      <w:pPr>
-        <w:spacing w:line="240" w:lineRule="auto"/>
-        <w:rPr>
-          <w:rFonts w:ascii="Times New Roman" w:hAnsi="Times New Roman"/>
-          <w:sz w:val="24"/>
-        </w:rPr>
-      </w:pPr>
-      <w:r>
-        <w:rPr>
-          <w:rFonts w:ascii="Times New Roman" w:hAnsi="Times New Roman"/>
-          <w:sz w:val="24"/>
-        </w:rPr>
-        <w:t xml:space="preserve">Святий Боже, святий Кріпкий, святий Безсмертний, помилуй нас </w:t>
-      </w:r>
-      <w:r>
-        <w:rPr>
-          <w:rFonts w:ascii="Times New Roman" w:hAnsi="Times New Roman"/>
-          <w:i/>
-          <w:color w:val="FF0000"/>
-          <w:sz w:val="24"/>
-        </w:rPr>
-        <w:t>(3 р.)</w:t>
+        <w:t xml:space="preserve">Амінь. </w:t>
+      </w:r>
+    </w:p>
+    <w:p>
+      <w:pPr>
+        <w:spacing w:line="240" w:lineRule="auto"/>
+        <w:rPr>
+          <w:rFonts w:ascii="Times New Roman" w:hAnsi="Times New Roman"/>
+          <w:sz w:val="24"/>
+        </w:rPr>
+      </w:pPr>
+      <w:r>
+        <w:rPr>
+          <w:rFonts w:ascii="Times New Roman" w:hAnsi="Times New Roman"/>
+          <w:sz w:val="24"/>
+        </w:rPr>
+        <w:t xml:space="preserve">Господи, помилуй </w:t>
+      </w:r>
+      <w:r>
+        <w:rPr>
+          <w:rFonts w:ascii="Times New Roman" w:hAnsi="Times New Roman"/>
+          <w:i/>
+          <w:color w:val="FF0000"/>
+          <w:sz w:val="24"/>
+        </w:rPr>
+        <w:t>(12 р.)</w:t>
       </w:r>
       <w:r>
         <w:rPr>
@@ -4976,7 +4897,7 @@
           <w:rFonts w:ascii="Times New Roman" w:hAnsi="Times New Roman"/>
           <w:sz w:val="24"/>
         </w:rPr>
-        <w:t xml:space="preserve">Слава Отцю, і Сину, і Святому Духові,* і нині і повсякчас, і на віки </w:t>
+        <w:t xml:space="preserve">Слава Отцю, і Сину, і Святому Духові,* і нині, і повсякчас, і на віки </w:t>
       </w:r>
       <w:r>
         <w:rPr>
@@ -4995,263 +4916,41 @@
     </w:p>
     <w:p>
       <w:pPr>
-        <w:spacing w:line="240" w:lineRule="auto"/>
-        <w:rPr>
-          <w:rFonts w:ascii="Times New Roman" w:hAnsi="Times New Roman"/>
-          <w:sz w:val="24"/>
-        </w:rPr>
-      </w:pPr>
-      <w:r>
-        <w:rPr>
-          <w:rFonts w:ascii="Times New Roman" w:hAnsi="Times New Roman"/>
-          <w:sz w:val="24"/>
-        </w:rPr>
-        <w:t>Пресвята Тройце, помилуй нас;* Господи, очисти гріхи наші;* Владико, прости беззаконня наші;* Святий, завітай і зціли немочі наші імени твого ради.</w:t>
-      </w:r>
-    </w:p>
-    <w:p>
-      <w:pPr>
-        <w:spacing w:line="240" w:lineRule="auto"/>
-        <w:rPr>
-          <w:rFonts w:ascii="Times New Roman" w:hAnsi="Times New Roman"/>
-          <w:sz w:val="24"/>
-        </w:rPr>
-      </w:pPr>
-      <w:r>
-        <w:rPr>
-          <w:rFonts w:ascii="Times New Roman" w:hAnsi="Times New Roman"/>
-          <w:sz w:val="24"/>
-        </w:rPr>
-        <w:t xml:space="preserve">Господи, помилуй </w:t>
-      </w:r>
-      <w:r>
-        <w:rPr>
-          <w:rFonts w:ascii="Times New Roman" w:hAnsi="Times New Roman"/>
-          <w:i/>
-          <w:color w:val="FF0000"/>
-          <w:sz w:val="24"/>
-        </w:rPr>
-        <w:t>(3 р.)</w:t>
-      </w:r>
-      <w:r>
-        <w:rPr>
-          <w:rFonts w:ascii="Times New Roman" w:hAnsi="Times New Roman"/>
-          <w:sz w:val="24"/>
-        </w:rPr>
-        <w:t>.</w:t>
-      </w:r>
-    </w:p>
-    <w:p>
-      <w:pPr>
-        <w:spacing w:line="240" w:lineRule="auto"/>
-        <w:rPr>
-          <w:rFonts w:ascii="Times New Roman" w:hAnsi="Times New Roman"/>
-          <w:sz w:val="24"/>
-        </w:rPr>
-      </w:pPr>
-      <w:r>
-        <w:rPr>
-          <w:rFonts w:ascii="Times New Roman" w:hAnsi="Times New Roman"/>
-          <w:sz w:val="24"/>
-        </w:rPr>
-        <w:t xml:space="preserve">Слава Отцю, і Сину, і Святому Духові,* і нині, і повсякчас, і на віки </w:t>
-      </w:r>
-      <w:r>
-        <w:rPr>
-          <w:rFonts w:ascii="Times New Roman" w:hAnsi="Times New Roman"/>
-          <w:sz w:val="24"/>
-        </w:rPr>
-        <w:t>віків.</w:t>
-      </w:r>
-      <w:r>
-        <w:rPr>
-          <w:rFonts w:ascii="Times New Roman" w:hAnsi="Times New Roman"/>
-          <w:sz w:val="24"/>
-        </w:rPr>
-        <w:t xml:space="preserve"> Амінь.</w:t>
-      </w:r>
-    </w:p>
-    <w:p>
-      <w:pPr>
-        <w:spacing w:line="240" w:lineRule="auto"/>
-        <w:rPr>
-          <w:rFonts w:ascii="Times New Roman" w:hAnsi="Times New Roman"/>
-          <w:sz w:val="24"/>
-        </w:rPr>
-      </w:pPr>
-      <w:r>
-        <w:rPr>
-          <w:rFonts w:ascii="Times New Roman" w:hAnsi="Times New Roman"/>
-          <w:sz w:val="24"/>
-        </w:rPr>
-        <w:t>Отче наш, що єси на небесах,* нехай святиться ім’я твоє,* нехай прийде царство твоє,* нехай буде воля твоя, як на небі, так і на землі.* Хліб наш насущний дай нам сьогодні,* і прости нам провини наші,* як і ми прощаємо винуватцям нашим,* і не введи нас у спокусу,* але визволи нас від лукавого.</w:t>
-      </w:r>
-    </w:p>
-    <w:p>
-      <w:pPr>
-        <w:spacing w:line="240" w:lineRule="auto"/>
-        <w:rPr>
-          <w:rFonts w:ascii="Times New Roman" w:hAnsi="Times New Roman"/>
-          <w:sz w:val="24"/>
-        </w:rPr>
-      </w:pPr>
-      <w:r>
-        <w:rPr>
-          <w:rFonts w:ascii="Times New Roman" w:hAnsi="Times New Roman"/>
-          <w:i/>
-          <w:color w:val="FF0000"/>
-          <w:sz w:val="24"/>
-        </w:rPr>
-        <w:t xml:space="preserve">Священик: </w:t>
-      </w:r>
-      <w:r>
-        <w:rPr>
-          <w:rFonts w:ascii="Times New Roman" w:hAnsi="Times New Roman"/>
-          <w:sz w:val="24"/>
-        </w:rPr>
-        <w:t xml:space="preserve">Бо твоє є царство, і сила, і слава, Отця, і Сина, і Святого Духа, нині і повсякчас, і на віки </w:t>
-      </w:r>
-      <w:r>
-        <w:rPr>
-          <w:rFonts w:ascii="Times New Roman" w:hAnsi="Times New Roman"/>
-          <w:sz w:val="24"/>
-        </w:rPr>
-        <w:t>віків.</w:t>
-      </w:r>
-    </w:p>
-    <w:p>
-      <w:pPr>
-        <w:spacing w:line="240" w:lineRule="auto"/>
-        <w:rPr>
-          <w:rFonts w:ascii="Times New Roman" w:hAnsi="Times New Roman"/>
-          <w:sz w:val="24"/>
-        </w:rPr>
-      </w:pPr>
-      <w:r>
-        <w:rPr>
-          <w:rFonts w:ascii="Times New Roman" w:hAnsi="Times New Roman"/>
-          <w:i/>
-          <w:color w:val="FF0000"/>
-          <w:sz w:val="24"/>
-        </w:rPr>
-        <w:t xml:space="preserve">Вірні: </w:t>
-      </w:r>
-      <w:r>
-        <w:rPr>
-          <w:rFonts w:ascii="Times New Roman" w:hAnsi="Times New Roman"/>
-          <w:sz w:val="24"/>
-        </w:rPr>
-        <w:t xml:space="preserve">Амінь. </w:t>
-      </w:r>
-    </w:p>
-    <w:p>
-      <w:pPr>
-        <w:spacing w:line="240" w:lineRule="auto"/>
-        <w:rPr>
-          <w:rFonts w:ascii="Times New Roman" w:hAnsi="Times New Roman"/>
-          <w:sz w:val="24"/>
-        </w:rPr>
-      </w:pPr>
-      <w:r>
-        <w:rPr>
-          <w:rFonts w:ascii="Times New Roman" w:hAnsi="Times New Roman"/>
-          <w:sz w:val="24"/>
-        </w:rPr>
-        <w:t xml:space="preserve">Господи, помилуй </w:t>
-      </w:r>
-      <w:r>
-        <w:rPr>
-          <w:rFonts w:ascii="Times New Roman" w:hAnsi="Times New Roman"/>
-          <w:i/>
-          <w:color w:val="FF0000"/>
-          <w:sz w:val="24"/>
-        </w:rPr>
-        <w:t>(12 р.)</w:t>
-      </w:r>
-      <w:r>
-        <w:rPr>
-          <w:rFonts w:ascii="Times New Roman" w:hAnsi="Times New Roman"/>
-          <w:sz w:val="24"/>
-        </w:rPr>
-        <w:t>.</w:t>
-      </w:r>
-    </w:p>
-    <w:p>
-      <w:pPr>
-        <w:spacing w:line="240" w:lineRule="auto"/>
-        <w:rPr>
-          <w:rFonts w:ascii="Times New Roman" w:hAnsi="Times New Roman"/>
-          <w:sz w:val="24"/>
-        </w:rPr>
-      </w:pPr>
-      <w:r>
-        <w:rPr>
-          <w:rFonts w:ascii="Times New Roman" w:hAnsi="Times New Roman"/>
-          <w:sz w:val="24"/>
-        </w:rPr>
-        <w:t xml:space="preserve">Слава Отцю, і Сину, і Святому Духові,* і нині, і повсякчас, і на віки </w:t>
-      </w:r>
-      <w:r>
-        <w:rPr>
-          <w:rFonts w:ascii="Times New Roman" w:hAnsi="Times New Roman"/>
-          <w:sz w:val="24"/>
-        </w:rPr>
-        <w:t>віків.</w:t>
-      </w:r>
-      <w:r>
-        <w:rPr>
-          <w:rFonts w:ascii="Times New Roman" w:hAnsi="Times New Roman"/>
-          <w:sz w:val="24"/>
-        </w:rPr>
-        <w:t xml:space="preserve"> Амінь.</w:t>
-      </w:r>
-    </w:p>
-    <w:p>
-      <w:pPr>
-        <w:spacing w:line="240" w:lineRule="auto"/>
-        <w:rPr>
-          <w:rFonts w:ascii="Times New Roman" w:hAnsi="Times New Roman"/>
-          <w:sz w:val="24"/>
-        </w:rPr>
-      </w:pPr>
-      <w:r>
-        <w:rPr>
-          <w:rFonts w:ascii="Times New Roman" w:hAnsi="Times New Roman"/>
-          <w:sz w:val="24"/>
-        </w:rPr>
-        <w:t>Прийдіте, поклонімся* Цареві нашому Богу.</w:t>
-      </w:r>
-    </w:p>
-    <w:p>
-      <w:pPr>
-        <w:spacing w:line="240" w:lineRule="auto"/>
-        <w:rPr>
-          <w:rFonts w:ascii="Times New Roman" w:hAnsi="Times New Roman"/>
-          <w:sz w:val="24"/>
-        </w:rPr>
-      </w:pPr>
-      <w:r>
-        <w:rPr>
-          <w:rFonts w:ascii="Times New Roman" w:hAnsi="Times New Roman"/>
-          <w:sz w:val="24"/>
-        </w:rPr>
-        <w:t>Прийдіте, поклонімся* Христові, Цареві нашому Богу.</w:t>
-      </w:r>
-    </w:p>
-    <w:p>
-      <w:pPr>
-        <w:spacing w:line="240" w:lineRule="auto"/>
-        <w:rPr>
-          <w:rFonts w:ascii="Times New Roman" w:hAnsi="Times New Roman"/>
-          <w:sz w:val="24"/>
-        </w:rPr>
-      </w:pPr>
-      <w:r>
-        <w:rPr>
-          <w:rFonts w:ascii="Times New Roman" w:hAnsi="Times New Roman"/>
-          <w:sz w:val="24"/>
-        </w:rPr>
-        <w:t>Прийдіте, поклонімся і припадім* до самого Господа Ісуса Христа, Царя і Бога нашого.</w:t>
+        <w:spacing w:after="120"/>
+        <w:jc w:val="both"/>
+      </w:pPr>
+      <w:r>
+        <w:rPr>
+          <w:rFonts w:ascii="Times New Roman" w:hAnsi="Times New Roman"/>
+          <w:sz w:val="24"/>
+        </w:rPr>
+        <w:t>Прийді́те, поклоні́мся* царе́ві на́шому – Бо́гу.</w:t>
+      </w:r>
+    </w:p>
+    <w:p>
+      <w:pPr>
+        <w:spacing w:after="120"/>
+        <w:jc w:val="both"/>
+      </w:pPr>
+      <w:r>
+        <w:rPr>
+          <w:rFonts w:ascii="Times New Roman" w:hAnsi="Times New Roman"/>
+          <w:sz w:val="24"/>
+        </w:rPr>
+        <w:t>Прийді́те, поклоні́мся* Христо́ві, царе́ві на́шому – Бо́гу.</w:t>
+      </w:r>
+    </w:p>
+    <w:p>
+      <w:pPr>
+        <w:spacing w:after="120"/>
+        <w:jc w:val="both"/>
+      </w:pPr>
+      <w:r>
+        <w:rPr>
+          <w:rFonts w:ascii="Times New Roman" w:hAnsi="Times New Roman"/>
+          <w:sz w:val="24"/>
+        </w:rPr>
+        <w:t>Прийді́те, поклоні́мся і припаді́м* до само́го Го́спода Ісу́са Христа́ – царя́ і Бо́га на́шого.</w:t>
       </w:r>
     </w:p>
     <w:p>
@@ -6136,18 +5835,15 @@
     </w:p>
     <w:p>
       <w:pPr>
-        <w:spacing w:line="240" w:lineRule="auto"/>
-        <w:rPr>
-          <w:rFonts w:ascii="Times New Roman" w:hAnsi="Times New Roman"/>
-          <w:sz w:val="24"/>
-        </w:rPr>
-      </w:pPr>
-      <w:r>
-        <w:rPr>
-          <w:rFonts w:ascii="Times New Roman" w:hAnsi="Times New Roman"/>
-          <w:sz w:val="24"/>
-        </w:rPr>
-        <w:t xml:space="preserve">Господи, помилуй </w:t>
+        <w:spacing w:after="120"/>
+        <w:jc w:val="both"/>
+      </w:pPr>
+      <w:r>
+        <w:rPr>
+          <w:rFonts w:ascii="Times New Roman" w:hAnsi="Times New Roman"/>
+          <w:sz w:val="24"/>
+        </w:rPr>
+        <w:t xml:space="preserve">Господи, помилуй. </w:t>
       </w:r>
       <w:r>
         <w:rPr>
@@ -6158,13 +5854,6 @@
         </w:rPr>
         <w:t>(3 р.)</w:t>
       </w:r>
-      <w:r>
-        <w:rPr>
-          <w:rFonts w:ascii="Times New Roman" w:hAnsi="Times New Roman"/>
-          <w:sz w:val="24"/>
-        </w:rPr>
-        <w:t>.</w:t>
-      </w:r>
     </w:p>
     <w:p>
       <w:pPr>
@@ -6321,18 +6010,15 @@
     </w:p>
     <w:p>
       <w:pPr>
-        <w:spacing w:line="240" w:lineRule="auto"/>
-        <w:rPr>
-          <w:rFonts w:ascii="Times New Roman" w:hAnsi="Times New Roman"/>
-          <w:sz w:val="24"/>
-        </w:rPr>
-      </w:pPr>
-      <w:r>
-        <w:rPr>
-          <w:rFonts w:ascii="Times New Roman" w:hAnsi="Times New Roman"/>
-          <w:sz w:val="24"/>
-        </w:rPr>
-        <w:t xml:space="preserve">Святий Боже, святий Кріпкий, святий Безсмертний, помилуй нас </w:t>
+        <w:spacing w:after="120"/>
+        <w:jc w:val="both"/>
+      </w:pPr>
+      <w:r>
+        <w:rPr>
+          <w:rFonts w:ascii="Times New Roman" w:hAnsi="Times New Roman"/>
+          <w:sz w:val="24"/>
+        </w:rPr>
+        <w:t xml:space="preserve">Святий Боже, святий Кріпкий, святий Безсмертний, помилуй нас. </w:t>
       </w:r>
       <w:r>
         <w:rPr>
@@ -6343,13 +6029,6 @@
         </w:rPr>
         <w:t>(3 р.)</w:t>
       </w:r>
-      <w:r>
-        <w:rPr>
-          <w:rFonts w:ascii="Times New Roman" w:hAnsi="Times New Roman"/>
-          <w:sz w:val="24"/>
-        </w:rPr>
-        <w:t>.</w:t>
-      </w:r>
     </w:p>
     <w:p>
       <w:pPr>
@@ -6399,18 +6078,15 @@
     </w:p>
     <w:p>
       <w:pPr>
-        <w:spacing w:line="240" w:lineRule="auto"/>
-        <w:rPr>
-          <w:rFonts w:ascii="Times New Roman" w:hAnsi="Times New Roman"/>
-          <w:sz w:val="24"/>
-        </w:rPr>
-      </w:pPr>
-      <w:r>
-        <w:rPr>
-          <w:rFonts w:ascii="Times New Roman" w:hAnsi="Times New Roman"/>
-          <w:sz w:val="24"/>
-        </w:rPr>
-        <w:t xml:space="preserve">Господи, помилуй </w:t>
+        <w:spacing w:after="120"/>
+        <w:jc w:val="both"/>
+      </w:pPr>
+      <w:r>
+        <w:rPr>
+          <w:rFonts w:ascii="Times New Roman" w:hAnsi="Times New Roman"/>
+          <w:sz w:val="24"/>
+        </w:rPr>
+        <w:t xml:space="preserve">Господи, помилуй. </w:t>
       </w:r>
       <w:r>
         <w:rPr>
@@ -6421,13 +6097,6 @@
         </w:rPr>
         <w:t>(3 р.)</w:t>
       </w:r>
-      <w:r>
-        <w:rPr>
-          <w:rFonts w:ascii="Times New Roman" w:hAnsi="Times New Roman"/>
-          <w:sz w:val="24"/>
-        </w:rPr>
-        <w:t>.</w:t>
-      </w:r>
     </w:p>
     <w:p>
       <w:pPr>
@@ -6477,34 +6146,24 @@
     </w:p>
     <w:p>
       <w:pPr>
-        <w:spacing w:line="240" w:lineRule="auto"/>
-        <w:rPr>
-          <w:rFonts w:ascii="Times New Roman" w:hAnsi="Times New Roman"/>
-          <w:sz w:val="24"/>
-        </w:rPr>
-      </w:pPr>
-      <w:r>
-        <w:rPr>
-          <w:rFonts w:ascii="Times New Roman" w:hAnsi="Times New Roman"/>
-          <w:i/>
-          <w:color w:val="FF0000"/>
-          <w:sz w:val="24"/>
-        </w:rPr>
-        <w:t xml:space="preserve">Священик: </w:t>
-      </w:r>
-      <w:r>
-        <w:rPr>
-          <w:rFonts w:ascii="Times New Roman" w:hAnsi="Times New Roman"/>
-          <w:sz w:val="24"/>
-        </w:rPr>
-        <w:t xml:space="preserve">Бо твоє є царство, і сила, і слава, Отця, і Сина, і Святого Духа, нині і повсякчас, і на віки </w:t>
-      </w:r>
-      <w:r>
-        <w:rPr>
-          <w:rFonts w:ascii="Times New Roman" w:hAnsi="Times New Roman"/>
-          <w:sz w:val="24"/>
-        </w:rPr>
-        <w:t>віків.</w:t>
+        <w:spacing w:after="120"/>
+        <w:jc w:val="both"/>
+      </w:pPr>
+      <w:r>
+        <w:rPr>
+          <w:rFonts w:ascii="Times New Roman" w:hAnsi="Times New Roman"/>
+          <w:i/>
+          <w:color w:val="FF0000"/>
+          <w:sz w:val="24"/>
+        </w:rPr>
+        <w:t>Священник:</w:t>
+      </w:r>
+      <w:r>
+        <w:rPr>
+          <w:rFonts w:ascii="Times New Roman" w:hAnsi="Times New Roman"/>
+          <w:sz w:val="24"/>
+        </w:rPr>
+        <w:t xml:space="preserve"> Бо Твоє є царство, і сила, і слава, Отця, і Сина, і Святого Духа, нині, і повсякчас, і на віки віків.</w:t>
       </w:r>
     </w:p>
     <w:p>
@@ -6703,18 +6362,15 @@
     </w:p>
     <w:p>
       <w:pPr>
-        <w:spacing w:line="240" w:lineRule="auto"/>
-        <w:rPr>
-          <w:rFonts w:ascii="Times New Roman" w:hAnsi="Times New Roman"/>
-          <w:sz w:val="24"/>
-        </w:rPr>
-      </w:pPr>
-      <w:r>
-        <w:rPr>
-          <w:rFonts w:ascii="Times New Roman" w:hAnsi="Times New Roman"/>
-          <w:sz w:val="24"/>
-        </w:rPr>
-        <w:t xml:space="preserve">Господи, помилуй </w:t>
+        <w:spacing w:after="120"/>
+        <w:jc w:val="both"/>
+      </w:pPr>
+      <w:r>
+        <w:rPr>
+          <w:rFonts w:ascii="Times New Roman" w:hAnsi="Times New Roman"/>
+          <w:sz w:val="24"/>
+        </w:rPr>
+        <w:t xml:space="preserve">Господи, помилуй. </w:t>
       </w:r>
       <w:r>
         <w:rPr>
@@ -6725,13 +6381,6 @@
         </w:rPr>
         <w:t>(3 р.)</w:t>
       </w:r>
-      <w:r>
-        <w:rPr>
-          <w:rFonts w:ascii="Times New Roman" w:hAnsi="Times New Roman"/>
-          <w:sz w:val="24"/>
-        </w:rPr>
-        <w:t>.</w:t>
-      </w:r>
     </w:p>
     <w:p>
       <w:pPr>
@@ -6961,27 +6610,32 @@
     </w:p>
     <w:p>
       <w:pPr>
-        <w:spacing w:line="240" w:lineRule="auto"/>
-        <w:rPr>
-          <w:rFonts w:ascii="Times New Roman" w:hAnsi="Times New Roman"/>
-          <w:sz w:val="24"/>
-        </w:rPr>
-      </w:pPr>
-      <w:r>
-        <w:rPr>
-          <w:rFonts w:ascii="Times New Roman" w:hAnsi="Times New Roman"/>
-          <w:i/>
-          <w:color w:val="FF0000"/>
-          <w:sz w:val="24"/>
-        </w:rPr>
-        <w:t xml:space="preserve">Священик: </w:t>
-      </w:r>
-      <w:r>
-        <w:rPr>
-          <w:rFonts w:ascii="Times New Roman" w:hAnsi="Times New Roman"/>
-          <w:sz w:val="24"/>
-        </w:rPr>
-        <w:t>Слава тобі, Христе Боже, надіє наша, слава тобі!</w:t>
+        <w:spacing w:after="120"/>
+        <w:jc w:val="both"/>
+      </w:pPr>
+      <w:r>
+        <w:rPr>
+          <w:rFonts w:ascii="Times New Roman" w:hAnsi="Times New Roman"/>
+          <w:i/>
+          <w:color w:val="FF0000"/>
+          <w:sz w:val="24"/>
+        </w:rPr>
+        <w:t>Священик:</w:t>
+      </w:r>
+      <w:r>
+        <w:rPr>
+          <w:rFonts w:ascii="Times New Roman" w:hAnsi="Times New Roman"/>
+          <w:color w:val="FF0000"/>
+          <w:sz w:val="24"/>
+        </w:rPr>
+        <w:t xml:space="preserve"> </w:t>
+      </w:r>
+      <w:r>
+        <w:rPr>
+          <w:rFonts w:ascii="Times New Roman" w:hAnsi="Times New Roman"/>
+          <w:sz w:val="24"/>
+        </w:rPr>
+        <w:t>Слава тобі, Христе Боже, уповання наше, слава тобі!</w:t>
       </w:r>
     </w:p>
     <w:p>
@@ -7173,6 +6827,217 @@
     </w:p>
     <w:p>
       <w:pPr>
+        <w:spacing w:after="120"/>
+      </w:pPr>
+      <w:r>
+        <w:rPr>
+          <w:rFonts w:ascii="Times New Roman" w:hAnsi="Times New Roman"/>
+          <w:i/>
+          <w:color w:val="FF0000"/>
+          <w:sz w:val="24"/>
+        </w:rPr>
+        <w:t>Вірні:</w:t>
+      </w:r>
+      <w:r>
+        <w:rPr>
+          <w:rFonts w:ascii="Times New Roman" w:hAnsi="Times New Roman"/>
+          <w:color w:val="FF0000"/>
+          <w:sz w:val="24"/>
+        </w:rPr>
+        <w:t xml:space="preserve"> </w:t>
+      </w:r>
+      <w:r>
+        <w:rPr>
+          <w:rFonts w:ascii="Times New Roman" w:hAnsi="Times New Roman"/>
+          <w:sz w:val="24"/>
+        </w:rPr>
+        <w:t>Амі́нь.</w:t>
+      </w:r>
+    </w:p>
+    <w:p>
+      <w:pPr>
+        <w:spacing w:after="120"/>
+      </w:pPr>
+      <w:r>
+        <w:rPr>
+          <w:rFonts w:ascii="Times New Roman" w:hAnsi="Times New Roman"/>
+          <w:sz w:val="24"/>
+        </w:rPr>
+        <w:t>Сла́ва Тобі́, Бо́же наш, сла́ва Тобі́.</w:t>
+      </w:r>
+    </w:p>
+    <w:p>
+      <w:pPr>
+        <w:spacing w:after="120"/>
+      </w:pPr>
+      <w:r>
+        <w:rPr>
+          <w:rFonts w:ascii="Times New Roman" w:hAnsi="Times New Roman"/>
+          <w:sz w:val="24"/>
+        </w:rPr>
+        <w:t>Ца́рю небе́сний, утіши́телю, Ду́ше íстини,* що всю́ди єси́ і все наповня́єш,* скарбни́це благ і життя́ пода́телю,* прийди́, і всели́ся в нас,* і очи́сти нас від уся́кої скве́рни,* і спаси́, благи́й, ду́ші на́ші.</w:t>
+      </w:r>
+    </w:p>
+    <w:p>
+      <w:pPr>
+        <w:spacing w:after="120"/>
+        <w:jc w:val="both"/>
+      </w:pPr>
+      <w:r>
+        <w:rPr>
+          <w:rFonts w:ascii="Times New Roman" w:hAnsi="Times New Roman"/>
+          <w:sz w:val="24"/>
+        </w:rPr>
+        <w:t xml:space="preserve">Святий Боже, святий Кріпкий, святий Безсмертний, помилуй нас. </w:t>
+      </w:r>
+      <w:r>
+        <w:rPr>
+          <w:rFonts w:ascii="Times New Roman" w:hAnsi="Times New Roman"/>
+          <w:i/>
+          <w:color w:val="FF0000"/>
+          <w:sz w:val="24"/>
+        </w:rPr>
+        <w:t>(3 р.)</w:t>
+      </w:r>
+    </w:p>
+    <w:p>
+      <w:pPr>
+        <w:spacing w:line="240" w:lineRule="auto"/>
+        <w:rPr>
+          <w:rFonts w:ascii="Times New Roman" w:hAnsi="Times New Roman"/>
+          <w:sz w:val="24"/>
+        </w:rPr>
+      </w:pPr>
+      <w:r>
+        <w:rPr>
+          <w:rFonts w:ascii="Times New Roman" w:hAnsi="Times New Roman"/>
+          <w:sz w:val="24"/>
+        </w:rPr>
+        <w:t xml:space="preserve">Слава Отцю, і Сину, і Святому Духові,* і нині, і повсякчас, і на віки </w:t>
+      </w:r>
+      <w:r>
+        <w:rPr>
+          <w:rFonts w:ascii="Times New Roman" w:hAnsi="Times New Roman"/>
+          <w:sz w:val="24"/>
+        </w:rPr>
+        <w:t>віків.</w:t>
+      </w:r>
+      <w:r>
+        <w:rPr>
+          <w:rFonts w:ascii="Times New Roman" w:hAnsi="Times New Roman"/>
+          <w:sz w:val="24"/>
+        </w:rPr>
+        <w:t xml:space="preserve"> Амінь.</w:t>
+      </w:r>
+    </w:p>
+    <w:p>
+      <w:pPr>
+        <w:spacing w:line="240" w:lineRule="auto"/>
+        <w:rPr>
+          <w:rFonts w:ascii="Times New Roman" w:hAnsi="Times New Roman"/>
+          <w:sz w:val="24"/>
+        </w:rPr>
+      </w:pPr>
+      <w:r>
+        <w:rPr>
+          <w:rFonts w:ascii="Times New Roman" w:hAnsi="Times New Roman"/>
+          <w:sz w:val="24"/>
+        </w:rPr>
+        <w:t>Пресвята Тройце, помилуй нас;* Господи, очисти гріхи наші;* Владико, прости беззаконня наші;* Святий, завітай і зціли немочі наші імени твого ради.</w:t>
+      </w:r>
+    </w:p>
+    <w:p>
+      <w:pPr>
+        <w:spacing w:after="120"/>
+        <w:jc w:val="both"/>
+      </w:pPr>
+      <w:r>
+        <w:rPr>
+          <w:rFonts w:ascii="Times New Roman" w:hAnsi="Times New Roman"/>
+          <w:sz w:val="24"/>
+        </w:rPr>
+        <w:t xml:space="preserve">Господи, помилуй. </w:t>
+      </w:r>
+      <w:r>
+        <w:rPr>
+          <w:rFonts w:ascii="Times New Roman" w:hAnsi="Times New Roman"/>
+          <w:i/>
+          <w:color w:val="FF0000"/>
+          <w:sz w:val="24"/>
+        </w:rPr>
+        <w:t>(3 р.)</w:t>
+      </w:r>
+    </w:p>
+    <w:p>
+      <w:pPr>
+        <w:spacing w:line="240" w:lineRule="auto"/>
+        <w:rPr>
+          <w:rFonts w:ascii="Times New Roman" w:hAnsi="Times New Roman"/>
+          <w:sz w:val="24"/>
+        </w:rPr>
+      </w:pPr>
+      <w:r>
+        <w:rPr>
+          <w:rFonts w:ascii="Times New Roman" w:hAnsi="Times New Roman"/>
+          <w:sz w:val="24"/>
+        </w:rPr>
+        <w:t xml:space="preserve">Слава Отцю, і Сину, і Святому Духові,* і нині, і повсякчас, і на віки </w:t>
+      </w:r>
+      <w:r>
+        <w:rPr>
+          <w:rFonts w:ascii="Times New Roman" w:hAnsi="Times New Roman"/>
+          <w:sz w:val="24"/>
+        </w:rPr>
+        <w:t>віків.</w:t>
+      </w:r>
+      <w:r>
+        <w:rPr>
+          <w:rFonts w:ascii="Times New Roman" w:hAnsi="Times New Roman"/>
+          <w:sz w:val="24"/>
+        </w:rPr>
+        <w:t xml:space="preserve"> Амінь.</w:t>
+      </w:r>
+    </w:p>
+    <w:p>
+      <w:pPr>
+        <w:spacing w:line="240" w:lineRule="auto"/>
+        <w:rPr>
+          <w:rFonts w:ascii="Times New Roman" w:hAnsi="Times New Roman"/>
+          <w:sz w:val="24"/>
+        </w:rPr>
+      </w:pPr>
+      <w:r>
+        <w:rPr>
+          <w:rFonts w:ascii="Times New Roman" w:hAnsi="Times New Roman"/>
+          <w:sz w:val="24"/>
+        </w:rPr>
+        <w:t>Отче наш, що єси на небесах,* нехай святиться ім’я твоє,* нехай прийде царство твоє,* нехай буде воля твоя, як на небі, так і на землі.* Хліб наш насущний дай нам сьогодні,* і прости нам провини наші,* як і ми прощаємо винуватцям нашим,* і не введи нас у спокусу,* але визволи нас від лукавого.</w:t>
+      </w:r>
+    </w:p>
+    <w:p>
+      <w:pPr>
+        <w:spacing w:after="120"/>
+        <w:jc w:val="both"/>
+      </w:pPr>
+      <w:r>
+        <w:rPr>
+          <w:rFonts w:ascii="Times New Roman" w:hAnsi="Times New Roman"/>
+          <w:i/>
+          <w:color w:val="FF0000"/>
+          <w:sz w:val="24"/>
+        </w:rPr>
+        <w:t>Священник:</w:t>
+      </w:r>
+      <w:r>
+        <w:rPr>
+          <w:rFonts w:ascii="Times New Roman" w:hAnsi="Times New Roman"/>
+          <w:sz w:val="24"/>
+        </w:rPr>
+        <w:t xml:space="preserve"> Бо Твоє є царство, і сила, і слава, Отця, і Сина, і Святого Духа, нині, і повсякчас, і на віки віків.</w:t>
+      </w:r>
+    </w:p>
+    <w:p>
+      <w:pPr>
         <w:spacing w:line="240" w:lineRule="auto"/>
         <w:rPr>
           <w:rFonts w:ascii="Times New Roman" w:hAnsi="Times New Roman"/>
@@ -7193,48 +7058,32 @@
           <w:rFonts w:ascii="Times New Roman" w:hAnsi="Times New Roman"/>
           <w:sz w:val="24"/>
         </w:rPr>
-        <w:t>Амінь. Слава тобі, Боже наш, слава тобі.</w:t>
-      </w:r>
-    </w:p>
-    <w:p>
-      <w:pPr>
-        <w:spacing w:line="240" w:lineRule="auto"/>
-        <w:rPr>
-          <w:rFonts w:ascii="Times New Roman" w:hAnsi="Times New Roman"/>
-          <w:sz w:val="24"/>
-        </w:rPr>
-      </w:pPr>
-      <w:r>
-        <w:rPr>
-          <w:rFonts w:ascii="Times New Roman" w:hAnsi="Times New Roman"/>
-          <w:sz w:val="24"/>
-        </w:rPr>
-        <w:t>Царю небесний, утішителю, Душе істини,* що всюди єси і все наповняєш,* скарбе дібр і життя подателю,* прийди і вселися в нас,* і очисти нас від усякої скверни,* і спаси, Благий, душі наші.</w:t>
-      </w:r>
-    </w:p>
-    <w:p>
-      <w:pPr>
-        <w:spacing w:line="240" w:lineRule="auto"/>
-        <w:rPr>
-          <w:rFonts w:ascii="Times New Roman" w:hAnsi="Times New Roman"/>
-          <w:sz w:val="24"/>
-        </w:rPr>
-      </w:pPr>
-      <w:r>
-        <w:rPr>
-          <w:rFonts w:ascii="Times New Roman" w:hAnsi="Times New Roman"/>
-          <w:sz w:val="24"/>
-        </w:rPr>
-        <w:t xml:space="preserve">Святий Боже, святий Кріпкий, святий Безсмертний, помилуй нас </w:t>
-      </w:r>
-      <w:r>
-        <w:rPr>
-          <w:rFonts w:ascii="Times New Roman" w:hAnsi="Times New Roman"/>
-          <w:i/>
-          <w:color w:val="FF0000"/>
-          <w:sz w:val="24"/>
-        </w:rPr>
-        <w:t>(3 р.)</w:t>
+        <w:t xml:space="preserve">Амінь. </w:t>
+      </w:r>
+    </w:p>
+    <w:p>
+      <w:pPr>
+        <w:spacing w:line="240" w:lineRule="auto"/>
+        <w:rPr>
+          <w:rFonts w:ascii="Times New Roman" w:hAnsi="Times New Roman"/>
+          <w:sz w:val="24"/>
+        </w:rPr>
+      </w:pPr>
+      <w:r>
+        <w:rPr>
+          <w:rFonts w:ascii="Times New Roman" w:hAnsi="Times New Roman"/>
+          <w:sz w:val="24"/>
+        </w:rPr>
+        <w:t xml:space="preserve">Господи, помилуй </w:t>
+      </w:r>
+      <w:r>
+        <w:rPr>
+          <w:rFonts w:ascii="Times New Roman" w:hAnsi="Times New Roman"/>
+          <w:i/>
+          <w:color w:val="FF0000"/>
+          <w:sz w:val="24"/>
+        </w:rPr>
+        <w:t>(12 р.)</w:t>
       </w:r>
       <w:r>
         <w:rPr>
@@ -7276,263 +7125,41 @@
     </w:p>
     <w:p>
       <w:pPr>
-        <w:spacing w:line="240" w:lineRule="auto"/>
-        <w:rPr>
-          <w:rFonts w:ascii="Times New Roman" w:hAnsi="Times New Roman"/>
-          <w:sz w:val="24"/>
-        </w:rPr>
-      </w:pPr>
-      <w:r>
-        <w:rPr>
-          <w:rFonts w:ascii="Times New Roman" w:hAnsi="Times New Roman"/>
-          <w:sz w:val="24"/>
-        </w:rPr>
-        <w:t>Пресвята Тройце, помилуй нас;* Господи, очисти гріхи наші;* Владико, прости беззаконня наші;* Святий, завітай і зціли немочі наші імени твого ради.</w:t>
-      </w:r>
-    </w:p>
-    <w:p>
-      <w:pPr>
-        <w:spacing w:line="240" w:lineRule="auto"/>
-        <w:rPr>
-          <w:rFonts w:ascii="Times New Roman" w:hAnsi="Times New Roman"/>
-          <w:sz w:val="24"/>
-        </w:rPr>
-      </w:pPr>
-      <w:r>
-        <w:rPr>
-          <w:rFonts w:ascii="Times New Roman" w:hAnsi="Times New Roman"/>
-          <w:sz w:val="24"/>
-        </w:rPr>
-        <w:t xml:space="preserve">Господи, помилуй </w:t>
-      </w:r>
-      <w:r>
-        <w:rPr>
-          <w:rFonts w:ascii="Times New Roman" w:hAnsi="Times New Roman"/>
-          <w:i/>
-          <w:color w:val="FF0000"/>
-          <w:sz w:val="24"/>
-        </w:rPr>
-        <w:t>(3 р.)</w:t>
-      </w:r>
-      <w:r>
-        <w:rPr>
-          <w:rFonts w:ascii="Times New Roman" w:hAnsi="Times New Roman"/>
-          <w:sz w:val="24"/>
-        </w:rPr>
-        <w:t>.</w:t>
-      </w:r>
-    </w:p>
-    <w:p>
-      <w:pPr>
-        <w:spacing w:line="240" w:lineRule="auto"/>
-        <w:rPr>
-          <w:rFonts w:ascii="Times New Roman" w:hAnsi="Times New Roman"/>
-          <w:sz w:val="24"/>
-        </w:rPr>
-      </w:pPr>
-      <w:r>
-        <w:rPr>
-          <w:rFonts w:ascii="Times New Roman" w:hAnsi="Times New Roman"/>
-          <w:sz w:val="24"/>
-        </w:rPr>
-        <w:t xml:space="preserve">Слава Отцю, і Сину, і Святому Духові,* і нині, і повсякчас, і на віки </w:t>
-      </w:r>
-      <w:r>
-        <w:rPr>
-          <w:rFonts w:ascii="Times New Roman" w:hAnsi="Times New Roman"/>
-          <w:sz w:val="24"/>
-        </w:rPr>
-        <w:t>віків.</w:t>
-      </w:r>
-      <w:r>
-        <w:rPr>
-          <w:rFonts w:ascii="Times New Roman" w:hAnsi="Times New Roman"/>
-          <w:sz w:val="24"/>
-        </w:rPr>
-        <w:t xml:space="preserve"> Амінь.</w:t>
-      </w:r>
-    </w:p>
-    <w:p>
-      <w:pPr>
-        <w:spacing w:line="240" w:lineRule="auto"/>
-        <w:rPr>
-          <w:rFonts w:ascii="Times New Roman" w:hAnsi="Times New Roman"/>
-          <w:sz w:val="24"/>
-        </w:rPr>
-      </w:pPr>
-      <w:r>
-        <w:rPr>
-          <w:rFonts w:ascii="Times New Roman" w:hAnsi="Times New Roman"/>
-          <w:sz w:val="24"/>
-        </w:rPr>
-        <w:t>Отче наш, що єси на небесах,* нехай святиться ім’я твоє,* нехай прийде царство твоє,* нехай буде воля твоя, як на небі, так і на землі.* Хліб наш насущний дай нам сьогодні,* і прости нам провини наші,* як і ми прощаємо винуватцям нашим,* і не введи нас у спокусу,* але визволи нас від лукавого.</w:t>
-      </w:r>
-    </w:p>
-    <w:p>
-      <w:pPr>
-        <w:spacing w:line="240" w:lineRule="auto"/>
-        <w:rPr>
-          <w:rFonts w:ascii="Times New Roman" w:hAnsi="Times New Roman"/>
-          <w:sz w:val="24"/>
-        </w:rPr>
-      </w:pPr>
-      <w:r>
-        <w:rPr>
-          <w:rFonts w:ascii="Times New Roman" w:hAnsi="Times New Roman"/>
-          <w:i/>
-          <w:color w:val="FF0000"/>
-          <w:sz w:val="24"/>
-        </w:rPr>
-        <w:t xml:space="preserve">Священик: </w:t>
-      </w:r>
-      <w:r>
-        <w:rPr>
-          <w:rFonts w:ascii="Times New Roman" w:hAnsi="Times New Roman"/>
-          <w:sz w:val="24"/>
-        </w:rPr>
-        <w:t xml:space="preserve">Бо твоє є царство, і сила, і слава, Отця, і Сина, і Святого Духа, нині і повсякчас, і на віки </w:t>
-      </w:r>
-      <w:r>
-        <w:rPr>
-          <w:rFonts w:ascii="Times New Roman" w:hAnsi="Times New Roman"/>
-          <w:sz w:val="24"/>
-        </w:rPr>
-        <w:t>віків.</w:t>
-      </w:r>
-    </w:p>
-    <w:p>
-      <w:pPr>
-        <w:spacing w:line="240" w:lineRule="auto"/>
-        <w:rPr>
-          <w:rFonts w:ascii="Times New Roman" w:hAnsi="Times New Roman"/>
-          <w:sz w:val="24"/>
-        </w:rPr>
-      </w:pPr>
-      <w:r>
-        <w:rPr>
-          <w:rFonts w:ascii="Times New Roman" w:hAnsi="Times New Roman"/>
-          <w:i/>
-          <w:color w:val="FF0000"/>
-          <w:sz w:val="24"/>
-        </w:rPr>
-        <w:t xml:space="preserve">Вірні: </w:t>
-      </w:r>
-      <w:r>
-        <w:rPr>
-          <w:rFonts w:ascii="Times New Roman" w:hAnsi="Times New Roman"/>
-          <w:sz w:val="24"/>
-        </w:rPr>
-        <w:t xml:space="preserve">Амінь. </w:t>
-      </w:r>
-    </w:p>
-    <w:p>
-      <w:pPr>
-        <w:spacing w:line="240" w:lineRule="auto"/>
-        <w:rPr>
-          <w:rFonts w:ascii="Times New Roman" w:hAnsi="Times New Roman"/>
-          <w:sz w:val="24"/>
-        </w:rPr>
-      </w:pPr>
-      <w:r>
-        <w:rPr>
-          <w:rFonts w:ascii="Times New Roman" w:hAnsi="Times New Roman"/>
-          <w:sz w:val="24"/>
-        </w:rPr>
-        <w:t xml:space="preserve">Господи, помилуй </w:t>
-      </w:r>
-      <w:r>
-        <w:rPr>
-          <w:rFonts w:ascii="Times New Roman" w:hAnsi="Times New Roman"/>
-          <w:i/>
-          <w:color w:val="FF0000"/>
-          <w:sz w:val="24"/>
-        </w:rPr>
-        <w:t>(12 р.)</w:t>
-      </w:r>
-      <w:r>
-        <w:rPr>
-          <w:rFonts w:ascii="Times New Roman" w:hAnsi="Times New Roman"/>
-          <w:sz w:val="24"/>
-        </w:rPr>
-        <w:t>.</w:t>
-      </w:r>
-    </w:p>
-    <w:p>
-      <w:pPr>
-        <w:spacing w:line="240" w:lineRule="auto"/>
-        <w:rPr>
-          <w:rFonts w:ascii="Times New Roman" w:hAnsi="Times New Roman"/>
-          <w:sz w:val="24"/>
-        </w:rPr>
-      </w:pPr>
-      <w:r>
-        <w:rPr>
-          <w:rFonts w:ascii="Times New Roman" w:hAnsi="Times New Roman"/>
-          <w:sz w:val="24"/>
-        </w:rPr>
-        <w:t xml:space="preserve">Слава Отцю, і Сину, і Святому Духові,* і нині, і повсякчас, і на віки </w:t>
-      </w:r>
-      <w:r>
-        <w:rPr>
-          <w:rFonts w:ascii="Times New Roman" w:hAnsi="Times New Roman"/>
-          <w:sz w:val="24"/>
-        </w:rPr>
-        <w:t>віків.</w:t>
-      </w:r>
-      <w:r>
-        <w:rPr>
-          <w:rFonts w:ascii="Times New Roman" w:hAnsi="Times New Roman"/>
-          <w:sz w:val="24"/>
-        </w:rPr>
-        <w:t xml:space="preserve"> Амінь.</w:t>
-      </w:r>
-    </w:p>
-    <w:p>
-      <w:pPr>
-        <w:spacing w:line="240" w:lineRule="auto"/>
-        <w:rPr>
-          <w:rFonts w:ascii="Times New Roman" w:hAnsi="Times New Roman"/>
-          <w:sz w:val="24"/>
-        </w:rPr>
-      </w:pPr>
-      <w:r>
-        <w:rPr>
-          <w:rFonts w:ascii="Times New Roman" w:hAnsi="Times New Roman"/>
-          <w:sz w:val="24"/>
-        </w:rPr>
-        <w:t>Прийдіте, поклонімся* Цареві нашому Богу.</w:t>
-      </w:r>
-    </w:p>
-    <w:p>
-      <w:pPr>
-        <w:spacing w:line="240" w:lineRule="auto"/>
-        <w:rPr>
-          <w:rFonts w:ascii="Times New Roman" w:hAnsi="Times New Roman"/>
-          <w:sz w:val="24"/>
-        </w:rPr>
-      </w:pPr>
-      <w:r>
-        <w:rPr>
-          <w:rFonts w:ascii="Times New Roman" w:hAnsi="Times New Roman"/>
-          <w:sz w:val="24"/>
-        </w:rPr>
-        <w:t>Прийдіте, поклонімся* Христові, Цареві нашому Богу.</w:t>
-      </w:r>
-    </w:p>
-    <w:p>
-      <w:pPr>
-        <w:spacing w:line="240" w:lineRule="auto"/>
-        <w:rPr>
-          <w:rFonts w:ascii="Times New Roman" w:hAnsi="Times New Roman"/>
-          <w:sz w:val="24"/>
-        </w:rPr>
-      </w:pPr>
-      <w:r>
-        <w:rPr>
-          <w:rFonts w:ascii="Times New Roman" w:hAnsi="Times New Roman"/>
-          <w:sz w:val="24"/>
-        </w:rPr>
-        <w:t>Прийдіте, поклонімся і припадім* до самого Господа Ісуса Христа, Царя і Бога нашого.</w:t>
+        <w:spacing w:after="120"/>
+        <w:jc w:val="both"/>
+      </w:pPr>
+      <w:r>
+        <w:rPr>
+          <w:rFonts w:ascii="Times New Roman" w:hAnsi="Times New Roman"/>
+          <w:sz w:val="24"/>
+        </w:rPr>
+        <w:t>Прийді́те, поклоні́мся* царе́ві на́шому – Бо́гу.</w:t>
+      </w:r>
+    </w:p>
+    <w:p>
+      <w:pPr>
+        <w:spacing w:after="120"/>
+        <w:jc w:val="both"/>
+      </w:pPr>
+      <w:r>
+        <w:rPr>
+          <w:rFonts w:ascii="Times New Roman" w:hAnsi="Times New Roman"/>
+          <w:sz w:val="24"/>
+        </w:rPr>
+        <w:t>Прийді́те, поклоні́мся* Христо́ві, царе́ві на́шому – Бо́гу.</w:t>
+      </w:r>
+    </w:p>
+    <w:p>
+      <w:pPr>
+        <w:spacing w:after="120"/>
+        <w:jc w:val="both"/>
+      </w:pPr>
+      <w:r>
+        <w:rPr>
+          <w:rFonts w:ascii="Times New Roman" w:hAnsi="Times New Roman"/>
+          <w:sz w:val="24"/>
+        </w:rPr>
+        <w:t>Прийді́те, поклоні́мся і припаді́м* до само́го Го́спода Ісу́са Христа́ – царя́ і Бо́га на́шого.</w:t>
       </w:r>
     </w:p>
     <w:p>
@@ -8383,18 +8010,15 @@
     </w:p>
     <w:p>
       <w:pPr>
-        <w:spacing w:line="240" w:lineRule="auto"/>
-        <w:rPr>
-          <w:rFonts w:ascii="Times New Roman" w:hAnsi="Times New Roman"/>
-          <w:sz w:val="24"/>
-        </w:rPr>
-      </w:pPr>
-      <w:r>
-        <w:rPr>
-          <w:rFonts w:ascii="Times New Roman" w:hAnsi="Times New Roman"/>
-          <w:sz w:val="24"/>
-        </w:rPr>
-        <w:t xml:space="preserve">Господи, помилуй </w:t>
+        <w:spacing w:after="120"/>
+        <w:jc w:val="both"/>
+      </w:pPr>
+      <w:r>
+        <w:rPr>
+          <w:rFonts w:ascii="Times New Roman" w:hAnsi="Times New Roman"/>
+          <w:sz w:val="24"/>
+        </w:rPr>
+        <w:t xml:space="preserve">Господи, помилуй. </w:t>
       </w:r>
       <w:r>
         <w:rPr>
@@ -8404,13 +8028,6 @@
           <w:sz w:val="24"/>
         </w:rPr>
         <w:t>(3 р.)</w:t>
-      </w:r>
-      <w:r>
-        <w:rPr>
-          <w:rFonts w:ascii="Times New Roman" w:hAnsi="Times New Roman"/>
-          <w:sz w:val="24"/>
-        </w:rPr>
-        <w:t>.</w:t>
       </w:r>
     </w:p>
     <w:p>
@@ -8661,18 +8278,15 @@
     </w:p>
     <w:p>
       <w:pPr>
-        <w:spacing w:line="240" w:lineRule="auto"/>
-        <w:rPr>
-          <w:rFonts w:ascii="Times New Roman" w:hAnsi="Times New Roman"/>
-          <w:sz w:val="24"/>
-        </w:rPr>
-      </w:pPr>
-      <w:r>
-        <w:rPr>
-          <w:rFonts w:ascii="Times New Roman" w:hAnsi="Times New Roman"/>
-          <w:sz w:val="24"/>
-        </w:rPr>
-        <w:t xml:space="preserve">Святий Боже, святий Кріпкий, святий Безсмертний, помилуй нас </w:t>
+        <w:spacing w:after="120"/>
+        <w:jc w:val="both"/>
+      </w:pPr>
+      <w:r>
+        <w:rPr>
+          <w:rFonts w:ascii="Times New Roman" w:hAnsi="Times New Roman"/>
+          <w:sz w:val="24"/>
+        </w:rPr>
+        <w:t xml:space="preserve">Святий Боже, святий Кріпкий, святий Безсмертний, помилуй нас. </w:t>
       </w:r>
       <w:r>
         <w:rPr>
@@ -8683,13 +8297,6 @@
         </w:rPr>
         <w:t>(3 р.)</w:t>
       </w:r>
-      <w:r>
-        <w:rPr>
-          <w:rFonts w:ascii="Times New Roman" w:hAnsi="Times New Roman"/>
-          <w:sz w:val="24"/>
-        </w:rPr>
-        <w:t>.</w:t>
-      </w:r>
     </w:p>
     <w:p>
       <w:pPr>
@@ -8739,18 +8346,15 @@
     </w:p>
     <w:p>
       <w:pPr>
-        <w:spacing w:line="240" w:lineRule="auto"/>
-        <w:rPr>
-          <w:rFonts w:ascii="Times New Roman" w:hAnsi="Times New Roman"/>
-          <w:sz w:val="24"/>
-        </w:rPr>
-      </w:pPr>
-      <w:r>
-        <w:rPr>
-          <w:rFonts w:ascii="Times New Roman" w:hAnsi="Times New Roman"/>
-          <w:sz w:val="24"/>
-        </w:rPr>
-        <w:t xml:space="preserve">Господи, помилуй </w:t>
+        <w:spacing w:after="120"/>
+        <w:jc w:val="both"/>
+      </w:pPr>
+      <w:r>
+        <w:rPr>
+          <w:rFonts w:ascii="Times New Roman" w:hAnsi="Times New Roman"/>
+          <w:sz w:val="24"/>
+        </w:rPr>
+        <w:t xml:space="preserve">Господи, помилуй. </w:t>
       </w:r>
       <w:r>
         <w:rPr>
@@ -8761,13 +8365,6 @@
         </w:rPr>
         <w:t>(3 р.)</w:t>
       </w:r>
-      <w:r>
-        <w:rPr>
-          <w:rFonts w:ascii="Times New Roman" w:hAnsi="Times New Roman"/>
-          <w:sz w:val="24"/>
-        </w:rPr>
-        <w:t>.</w:t>
-      </w:r>
     </w:p>
     <w:p>
       <w:pPr>
@@ -8817,35 +8414,24 @@
     </w:p>
     <w:p>
       <w:pPr>
-        <w:spacing w:line="240" w:lineRule="auto"/>
-        <w:rPr>
-          <w:rFonts w:ascii="Times New Roman" w:hAnsi="Times New Roman"/>
-          <w:sz w:val="24"/>
-        </w:rPr>
-      </w:pPr>
-      <w:r>
-        <w:rPr>
-          <w:rFonts w:ascii="Times New Roman" w:hAnsi="Times New Roman"/>
-          <w:i/>
-          <w:color w:val="FF0000"/>
-          <w:sz w:val="24"/>
-        </w:rPr>
-        <w:lastRenderedPageBreak/>
-        <w:t xml:space="preserve">Священик: </w:t>
-      </w:r>
-      <w:r>
-        <w:rPr>
-          <w:rFonts w:ascii="Times New Roman" w:hAnsi="Times New Roman"/>
-          <w:sz w:val="24"/>
-        </w:rPr>
-        <w:t xml:space="preserve">Бо твоє є царство, і сила, і слава, Отця, і Сина, і Святого Духа, нині і повсякчас, і на віки </w:t>
-      </w:r>
-      <w:r>
-        <w:rPr>
-          <w:rFonts w:ascii="Times New Roman" w:hAnsi="Times New Roman"/>
-          <w:sz w:val="24"/>
-        </w:rPr>
-        <w:t>віків.</w:t>
+        <w:spacing w:after="120"/>
+        <w:jc w:val="both"/>
+      </w:pPr>
+      <w:r>
+        <w:rPr>
+          <w:rFonts w:ascii="Times New Roman" w:hAnsi="Times New Roman"/>
+          <w:i/>
+          <w:color w:val="FF0000"/>
+          <w:sz w:val="24"/>
+        </w:rPr>
+        <w:t>Священник:</w:t>
+      </w:r>
+      <w:r>
+        <w:rPr>
+          <w:rFonts w:ascii="Times New Roman" w:hAnsi="Times New Roman"/>
+          <w:sz w:val="24"/>
+        </w:rPr>
+        <w:t xml:space="preserve"> Бо Твоє є царство, і сила, і слава, Отця, і Сина, і Святого Духа, нині, і повсякчас, і на віки віків.</w:t>
       </w:r>
     </w:p>
     <w:p>
@@ -9053,18 +8639,15 @@
     </w:p>
     <w:p>
       <w:pPr>
-        <w:spacing w:line="240" w:lineRule="auto"/>
-        <w:rPr>
-          <w:rFonts w:ascii="Times New Roman" w:hAnsi="Times New Roman"/>
-          <w:sz w:val="24"/>
-        </w:rPr>
-      </w:pPr>
-      <w:r>
-        <w:rPr>
-          <w:rFonts w:ascii="Times New Roman" w:hAnsi="Times New Roman"/>
-          <w:sz w:val="24"/>
-        </w:rPr>
-        <w:t xml:space="preserve">Господи, помилуй </w:t>
+        <w:spacing w:after="120"/>
+        <w:jc w:val="both"/>
+      </w:pPr>
+      <w:r>
+        <w:rPr>
+          <w:rFonts w:ascii="Times New Roman" w:hAnsi="Times New Roman"/>
+          <w:sz w:val="24"/>
+        </w:rPr>
+        <w:t xml:space="preserve">Господи, помилуй. </w:t>
       </w:r>
       <w:r>
         <w:rPr>
@@ -9075,13 +8658,6 @@
         </w:rPr>
         <w:t>(3 р.)</w:t>
       </w:r>
-      <w:r>
-        <w:rPr>
-          <w:rFonts w:ascii="Times New Roman" w:hAnsi="Times New Roman"/>
-          <w:sz w:val="24"/>
-        </w:rPr>
-        <w:t>.</w:t>
-      </w:r>
     </w:p>
     <w:p>
       <w:pPr>
@@ -9274,27 +8850,32 @@
     </w:p>
     <w:p>
       <w:pPr>
-        <w:spacing w:line="240" w:lineRule="auto"/>
-        <w:rPr>
-          <w:rFonts w:ascii="Times New Roman" w:hAnsi="Times New Roman"/>
-          <w:sz w:val="24"/>
-        </w:rPr>
-      </w:pPr>
-      <w:r>
-        <w:rPr>
-          <w:rFonts w:ascii="Times New Roman" w:hAnsi="Times New Roman"/>
-          <w:i/>
-          <w:color w:val="FF0000"/>
-          <w:sz w:val="24"/>
-        </w:rPr>
-        <w:t xml:space="preserve">Священик: </w:t>
-      </w:r>
-      <w:r>
-        <w:rPr>
-          <w:rFonts w:ascii="Times New Roman" w:hAnsi="Times New Roman"/>
-          <w:sz w:val="24"/>
-        </w:rPr>
-        <w:t>Слава тобі, Христе Боже, надіє наша, слава тобі!</w:t>
+        <w:spacing w:after="120"/>
+        <w:jc w:val="both"/>
+      </w:pPr>
+      <w:r>
+        <w:rPr>
+          <w:rFonts w:ascii="Times New Roman" w:hAnsi="Times New Roman"/>
+          <w:i/>
+          <w:color w:val="FF0000"/>
+          <w:sz w:val="24"/>
+        </w:rPr>
+        <w:t>Священик:</w:t>
+      </w:r>
+      <w:r>
+        <w:rPr>
+          <w:rFonts w:ascii="Times New Roman" w:hAnsi="Times New Roman"/>
+          <w:color w:val="FF0000"/>
+          <w:sz w:val="24"/>
+        </w:rPr>
+        <w:t xml:space="preserve"> </w:t>
+      </w:r>
+      <w:r>
+        <w:rPr>
+          <w:rFonts w:ascii="Times New Roman" w:hAnsi="Times New Roman"/>
+          <w:sz w:val="24"/>
+        </w:rPr>
+        <w:t>Слава тобі, Христе Боже, уповання наше, слава тобі!</w:t>
       </w:r>
     </w:p>
     <w:p>
